--- a/livrables/Lippens_Charles_2_audit_qualite_092026.docx
+++ b/livrables/Lippens_Charles_2_audit_qualite_092026.docx
@@ -58,7 +58,7 @@
           <w:color w:val="1F2937"/>
           <w:sz w:val="20"/>
         </w:rPr>
-        <w:t xml:space="preserve">Auteur : </w:t>
+        <w:t xml:space="preserve">Auteur : </w:t>
       </w:r>
       <w:r>
         <w:rPr>
@@ -80,7 +80,7 @@
           <w:color w:val="1F2937"/>
           <w:sz w:val="20"/>
         </w:rPr>
-        <w:t xml:space="preserve">Objet : </w:t>
+        <w:t xml:space="preserve">Objet : </w:t>
       </w:r>
       <w:r>
         <w:rPr>
@@ -102,7 +102,7 @@
           <w:color w:val="1F2937"/>
           <w:sz w:val="20"/>
         </w:rPr>
-        <w:t xml:space="preserve">Périmètre : </w:t>
+        <w:t xml:space="preserve">Périmètre : </w:t>
       </w:r>
       <w:r>
         <w:rPr>
@@ -124,7 +124,7 @@
           <w:color w:val="1F2937"/>
           <w:sz w:val="20"/>
         </w:rPr>
-        <w:t xml:space="preserve">Méthode : </w:t>
+        <w:t xml:space="preserve">Méthode : </w:t>
       </w:r>
       <w:r>
         <w:rPr>
@@ -146,7 +146,7 @@
           <w:color w:val="1F2937"/>
           <w:sz w:val="20"/>
         </w:rPr>
-        <w:t xml:space="preserve">Date de l'audit : </w:t>
+        <w:t xml:space="preserve">Date de l'audit : </w:t>
       </w:r>
       <w:r>
         <w:rPr>
@@ -168,7 +168,7 @@
           <w:color w:val="1F2937"/>
           <w:sz w:val="20"/>
         </w:rPr>
-        <w:t xml:space="preserve">Version : </w:t>
+        <w:t xml:space="preserve">Version : </w:t>
       </w:r>
       <w:r>
         <w:rPr>
@@ -176,7 +176,7 @@
           <w:color w:val="333333"/>
           <w:sz w:val="20"/>
         </w:rPr>
-        <w:t xml:space="preserve">1.8, pagination du dépôt mise à jour (82 pages), le 25 septembre 2026 au matin, puis relecture finale du même jour (livrable 3, marge, cahier des charges, sources), et mise à jour du 28 septembre 2026 (performance datée, réexécutions des 25 et 28 septembre, portfolio retenu, pagination, texte allégé) ; 1.7, pagination du dépôt mise à jour (76 pages) et réexécution d'audit distinguée des exécutions conservées, le 25 septembre 2026 ; 1.6, quatrième passage du 17 septembre 2026 contre la grille des attendus (section 11) et preuves actualisées, rédigé le 18 septembre ; 1.5, grille portée à seize indicateurs ; 1.4, mise à jour du 17 septembre (section 10) ; 1.3, passages du 4 août et du 3 septembre 2026, vingt-neuf écarts</w:t>
+        <w:t xml:space="preserve">1.9, mise à jour du 1er octobre 2026 (portfolio en ligne, jalon J4 réussi le 30 septembre, dépôt de la documentation, relecture des essais C et D en cours, typographie) ; 1.8, pagination du dépôt mise à jour (82 pages), le 25 septembre 2026 au matin, puis relecture finale du même jour (livrable 3, marge, cahier des charges, sources), et mise à jour du 28 septembre 2026 (performance datée, réexécutions des 25 et 28 septembre, portfolio retenu, pagination, texte allégé) ; 1.7, pagination du dépôt mise à jour (76 pages) et réexécution d'audit distinguée des exécutions conservées, le 25 septembre 2026 ; 1.6, quatrième passage du 17 septembre 2026 contre la grille des attendus (section 11) et preuves actualisées, rédigé le 18 septembre ; 1.5, grille portée à seize indicateurs ; 1.4, mise à jour du 17 septembre (section 10) ; 1.3, passages du 4 août et du 3 septembre 2026, vingt-neuf écarts</w:t>
       </w:r>
     </w:p>
     <w:p>
@@ -191,7 +191,7 @@
           <w:color w:val="333333"/>
           <w:sz w:val="20"/>
         </w:rPr>
-        <w:t xml:space="preserve">Quatre passages, quarante écarts, tous corrigés. Le premier, sur la version du 26 juin 2026, a donné onze corrections, faites le 31 juillet. Trois portaient sur des chiffres publiés : facteur d'accélération, nombre de critères, base de la concentration (écarts 1, 2 et 4). Le deuxième, le 4 août, en a relevé huit, corrigés le jour même (section 8). Le troisième, le 3 septembre, dix, sur les portfolios (section 9). Le quatrième, le 17 septembre, onze de forme, contre la grille de l'énoncé (section 11).</w:t>
+        <w:t xml:space="preserve">Quatre passages, quarante écarts, tous corrigés. Le premier, sur la version du 26 juin 2026, a donné onze corrections, faites le 31 juillet. Trois portaient sur des chiffres publiés : facteur d'accélération, nombre de critères, base de la concentration (écarts 1, 2 et 4). Le deuxième, le 4 août, en a relevé huit, corrigés le jour même (section 8). Le troisième, le 3 septembre, dix, sur les portfolios (section 9). Le quatrième, le 17 septembre, onze de forme, contre la grille de l'énoncé (section 11).</w:t>
       </w:r>
     </w:p>
     <w:p>
@@ -270,7 +270,7 @@
           <w:color w:val="333333"/>
           <w:sz w:val="21"/>
         </w:rPr>
-        <w:t xml:space="preserve">Pourquoi ce contrôle ? J'ai écrit la documentation en même temps que le notebook, d'où un risque de désynchronisation. Les mêmes chiffres circulent d'un document à l'autre. Et un évaluateur ouvrira le notebook pour comparer.</w:t>
+        <w:t xml:space="preserve">Pourquoi ce contrôle ? J'ai écrit la documentation en même temps que le notebook, d'où un risque de désynchronisation. Les mêmes chiffres circulent d'un document à l'autre. Et un évaluateur ouvrira le notebook pour comparer.</w:t>
       </w:r>
     </w:p>
     <w:p>
@@ -413,7 +413,7 @@
           <w:color w:val="333333"/>
           <w:sz w:val="21"/>
         </w:rPr>
-        <w:t xml:space="preserve"> : cohérence terminologique, typographie française, lisibilité pour un public non technique.</w:t>
+        <w:t xml:space="preserve"> : cohérence terminologique, typographie française, lisibilité pour un public non technique.</w:t>
       </w:r>
     </w:p>
     <w:p>
@@ -872,7 +872,7 @@
                 <w:color w:val="333333"/>
                 <w:sz w:val="18"/>
               </w:rPr>
-              <w:t xml:space="preserve">Lippens_Charles_1_projet_ameliore_092026 : notebook exécuté, données sources, figures, essais complémentaires, journal, README, requirements.txt</w:t>
+              <w:t xml:space="preserve">Lippens_Charles_1_projet_ameliore_092026 : notebook exécuté, données sources, figures, essais complémentaires, journal, README, requirements.txt</w:t>
             </w:r>
           </w:p>
         </w:tc>
@@ -918,7 +918,7 @@
                 <w:color w:val="333333"/>
                 <w:sz w:val="18"/>
               </w:rPr>
-              <w:t xml:space="preserve">2. Documentation de la démarche : veille métier et technologique, cahier des charges fonctionnel, mini formation pour les métiers, hypothèses, tests, résultats, limites, décisions</w:t>
+              <w:t xml:space="preserve">2. Documentation de la démarche : veille métier et technologique, cahier des charges fonctionnel, mini formation pour les métiers, hypothèses, tests, résultats, limites, décisions</w:t>
             </w:r>
           </w:p>
         </w:tc>
@@ -939,7 +939,7 @@
                 <w:color w:val="333333"/>
                 <w:sz w:val="18"/>
               </w:rPr>
-              <w:t>Sept documents préfixés Lippens_Charles_2_ (veille, cahier des charges, gestion de projet, démarche et POC, guide de prise en main, synthèse globale, audit de conformité), réunis en un seul PDF pour le dépôt</w:t>
+              <w:t xml:space="preserve">Sept documents préfixés Lippens_Charles_2_ (veille, cahier des charges, gestion de projet, démarche et POC, guide de prise en main, synthèse globale, audit de conformité), réunis dans un dossier complet de 83 pages, joint à la documentation de 19 pages déposée comme élément 2</w:t>
             </w:r>
           </w:p>
         </w:tc>
@@ -1025,7 +1025,7 @@
                 <w:color w:val="333333"/>
                 <w:sz w:val="18"/>
               </w:rPr>
-              <w:t xml:space="preserve">Partiel au 28 septembre 2026 : version 4 retenue et corrigée le 28 septembre ; élément 3 du dépôt à produire après la séance 3</w:t>
+              <w:t xml:space="preserve">Conforme : version 4 en ligne depuis le 30 septembre 2026 à https://charleslippensdata.github.io/ ; élément 3 du dépôt préparé le 29 septembre (une page avec l'adresse du site)</w:t>
             </w:r>
           </w:p>
         </w:tc>
@@ -1058,7 +1058,7 @@
           <w:color w:val="333333"/>
           <w:sz w:val="20"/>
         </w:rPr>
-        <w:t xml:space="preserve"> Le dossier compressé doit être nommé Titre_du_projet_nom_prenom et les trois livrables suivre la forme Nom_Prenom_numéro_nom du livrable_mois et année de démarrage : projet ameliore, documentation, portfolio. J'ai choisi de déposer la documentation en un seul PDF, ce qui impose d'actualiser les sommaires avant l'export. La mini formation destinée aux métiers est un attendu du livrable 2. Elle occupe la section 7 du cahier des charges et fait l'objet d'un guide de prise en main distinct.</w:t>
+        <w:t xml:space="preserve"> Le dossier compressé doit être nommé Titre_du_projet_nom_prenom et les trois livrables suivre la forme Nom_Prenom_numéro_nom du livrable_mois et année de démarrage : projet ameliore, documentation, portfolio. Je dépose la documentation en deux PDF : 19 pages sous le nom de l'élément 2, Lippens_Charles_2_documentation_092026, et le dossier complet de 83 pages à côté, Lippens_Charles_2_documentation_dossier_complet_092026. Les sommaires sont actualisés avant l'export. La mini formation destinée aux métiers est un attendu du livrable 2. Elle occupe la section 7 du cahier des charges et fait l'objet d'un guide de prise en main distinct.</w:t>
       </w:r>
     </w:p>
     <w:p>
@@ -1083,7 +1083,7 @@
           <w:color w:val="333333"/>
           <w:sz w:val="21"/>
         </w:rPr>
-        <w:t xml:space="preserve">La grille officielle comporte trois blocs : la veille technologique et méthodologique (huit indicateurs), l'identification du besoin métier (quatre) et le cahier des charges fonctionnel (quatre, section 3.3). Chaque ligne reprend l'intitulé exact de l'énoncé.</w:t>
+        <w:t xml:space="preserve">La grille officielle comporte trois blocs : la veille technologique et méthodologique (huit indicateurs), l'identification du besoin métier (quatre) et le cahier des charges fonctionnel (quatre, section 3.3). Chaque ligne reprend l'intitulé exact de l'énoncé.</w:t>
       </w:r>
     </w:p>
     <w:p>
@@ -1226,7 +1226,7 @@
                 <w:color w:val="333333"/>
                 <w:sz w:val="17"/>
               </w:rPr>
-              <w:t>Document de veille, section 3 : quatre tableaux comparatifs, un par axe, chacun opposant au moins deux options sur sept critères communs, avec la décision et son motif.</w:t>
+              <w:t>Document de veille, section 3 : quatre tableaux comparatifs, un par axe, chacun opposant au moins deux options sur sept critères communs, avec la décision et son motif.</w:t>
             </w:r>
           </w:p>
         </w:tc>
@@ -1293,7 +1293,7 @@
                 <w:color w:val="333333"/>
                 <w:sz w:val="17"/>
               </w:rPr>
-              <w:t>Document de veille, section 6 : feuille de route, pistes d'évolution et boucle de réévaluation alimentée par les flux automatisés.</w:t>
+              <w:t>Document de veille, section 6 : feuille de route, pistes d'évolution et boucle de réévaluation alimentée par les flux automatisés.</w:t>
             </w:r>
           </w:p>
         </w:tc>
@@ -1359,7 +1359,7 @@
                 <w:color w:val="333333"/>
                 <w:sz w:val="17"/>
               </w:rPr>
-              <w:t xml:space="preserve">Document de veille, section 4 : seize sources nommées et datées, vérifiées le 25 septembre 2026, classées par niveau de fiabilité, avec l'apport retenu pour chacune ; section 4.2 : six sources métier ; sources cliquables dans le document et dans le portfolio.</w:t>
+              <w:t xml:space="preserve">Document de veille, section 4 : seize sources nommées et datées, vérifiées le 25 septembre 2026, classées par niveau de fiabilité, avec l'apport retenu pour chacune ; section 4.2 : six sources métier ; sources cliquables dans le document et dans le portfolio.</w:t>
             </w:r>
           </w:p>
         </w:tc>
@@ -1492,7 +1492,7 @@
                 <w:color w:val="333333"/>
                 <w:sz w:val="17"/>
               </w:rPr>
-              <w:t xml:space="preserve">Document de veille, section 2.2 et annexe A : flux RSS agrégés dans Feedly, trois lettres d'information, abonnement aux publications de versions sur GitHub, alertes Google Scholar ; captures d'écran du dispositif en fonctionnement (17 septembre 2026).</w:t>
+              <w:t xml:space="preserve">Document de veille, section 2.2 et annexe A : flux RSS agrégés dans Feedly, trois lettres d'information, abonnement aux publications de versions sur GitHub, alertes Google Scholar ; captures d'écran du dispositif en fonctionnement (17 septembre 2026).</w:t>
             </w:r>
           </w:p>
         </w:tc>
@@ -1559,7 +1559,7 @@
                 <w:color w:val="333333"/>
                 <w:sz w:val="17"/>
               </w:rPr>
-              <w:t xml:space="preserve">Pandera répond au besoin de fiabilité exprimé par la direction ; Isolation Forest répond au besoin de détection avant restitution ; la justification part du besoin.</w:t>
+              <w:t xml:space="preserve">Pandera répond au besoin de fiabilité exprimé par la direction ; Isolation Forest répond au besoin de détection avant restitution ; la justification part du besoin.</w:t>
             </w:r>
           </w:p>
         </w:tc>
@@ -1625,7 +1625,7 @@
                 <w:color w:val="333333"/>
                 <w:sz w:val="17"/>
               </w:rPr>
-              <w:t>Cahier des charges, section 7 : quatre séquences de formation, avec public, format, durée et dispositions d'accessibilité. Guide de prise en main associé.</w:t>
+              <w:t>Cahier des charges, section 7 : quatre séquences de formation, avec public, format, durée et dispositions d'accessibilité. Guide de prise en main associé.</w:t>
             </w:r>
           </w:p>
         </w:tc>
@@ -1692,7 +1692,7 @@
                 <w:color w:val="333333"/>
                 <w:sz w:val="17"/>
               </w:rPr>
-              <w:t>Le notebook constitue le POC : chaque axe y est expérimenté, mesuré et tranché. La documentation de la démarche journalise les essais.</w:t>
+              <w:t>Le notebook constitue le POC : chaque axe y est expérimenté, mesuré et tranché. La documentation de la démarche journalise les essais.</w:t>
             </w:r>
           </w:p>
         </w:tc>
@@ -1864,7 +1864,7 @@
                 <w:color w:val="333333"/>
                 <w:sz w:val="17"/>
               </w:rPr>
-              <w:t>Cahier des charges, section 1 : deux systèmes hétérogènes, deux identifiants distincts, qualité inégale, croissance attendue du référentiel et projet d'unification de l'ERP.</w:t>
+              <w:t>Cahier des charges, section 1 : deux systèmes hétérogènes, deux identifiants distincts, qualité inégale, croissance attendue du référentiel et projet d'unification de l'ERP.</w:t>
             </w:r>
           </w:p>
         </w:tc>
@@ -1931,7 +1931,7 @@
                 <w:color w:val="333333"/>
                 <w:sz w:val="17"/>
               </w:rPr>
-              <w:t>Cahier des charges, sections 2 et 4 : problématique en une question et besoin reformulé en une phrase, puis tableau des neuf contraintes et de la réponse apportée à chacune.</w:t>
+              <w:t>Cahier des charges, sections 2 et 4 : problématique en une question et besoin reformulé en une phrase, puis tableau des neuf contraintes et de la réponse apportée à chacune.</w:t>
             </w:r>
           </w:p>
         </w:tc>
@@ -1997,7 +1997,7 @@
                 <w:color w:val="333333"/>
                 <w:sz w:val="17"/>
               </w:rPr>
-              <w:t>Cahier des charges, section 2.2 : cinq priorités numérotées de P1 à P5, ordonnées et motivées.</w:t>
+              <w:t>Cahier des charges, section 2.2 : cinq priorités numérotées de P1 à P5, ordonnées et motivées.</w:t>
             </w:r>
           </w:p>
         </w:tc>
@@ -2064,7 +2064,7 @@
                 <w:color w:val="333333"/>
                 <w:sz w:val="17"/>
               </w:rPr>
-              <w:t xml:space="preserve">Cahier des charges, section 2.1 : cinq objectifs, chacun rattaché à un enjeu métier et à la conséquence d'un échec ; les indicateurs sont en section 5.</w:t>
+              <w:t xml:space="preserve">Cahier des charges, section 2.1 : cinq objectifs, chacun rattaché à un enjeu métier et à la conséquence d'un échec ; les indicateurs sont en section 5.</w:t>
             </w:r>
           </w:p>
         </w:tc>
@@ -2244,7 +2244,7 @@
                 <w:color w:val="333333"/>
                 <w:sz w:val="18"/>
               </w:rPr>
-              <w:t xml:space="preserve">Section 1 : les deux systèmes existants et le notebook du projet 6 ; section 1.1 : six dimensions de l'environnement ; sections 2.1, 2.2 et 3 : objectifs, priorités P1 à P5, périmètre traité et hors périmètre ; section 8 : cinq postes de ressources et budget, conditions de réception</w:t>
+              <w:t xml:space="preserve">Section 1 : les deux systèmes existants et le notebook du projet 6 ; section 1.1 : six dimensions de l'environnement ; sections 2.1, 2.2 et 3 : objectifs, priorités P1 à P5, périmètre traité et hors périmètre ; section 8 : cinq postes de ressources et budget, conditions de réception</w:t>
             </w:r>
           </w:p>
         </w:tc>
@@ -2262,7 +2262,7 @@
                 <w:color w:val="333333"/>
                 <w:sz w:val="18"/>
               </w:rPr>
-              <w:t xml:space="preserve">Conforme ; les spécificités fonctionnelles sont listées en section 3.1 : huit fonctionnalités, F1 à F8, chacune avec son critère d'acceptation</w:t>
+              <w:t xml:space="preserve">Conforme ; les spécificités fonctionnelles sont listées en section 3.1 : huit fonctionnalités, F1 à F8, chacune avec son critère d'acceptation</w:t>
             </w:r>
           </w:p>
         </w:tc>
@@ -2303,7 +2303,7 @@
                 <w:color w:val="333333"/>
                 <w:sz w:val="18"/>
               </w:rPr>
-              <w:t xml:space="preserve">Section 3 : périmètre en deux colonnes ; section 6 : cinq jalons J1 à J5 avec contenu validé, livrable de sortie et semaine ; gestion de projet, section 4 : itérations et conditions de franchissement</w:t>
+              <w:t xml:space="preserve">Section 3 : périmètre en deux colonnes ; section 6 : cinq jalons J1 à J5 avec contenu validé, livrable de sortie et semaine ; gestion de projet, section 4 : itérations et conditions de franchissement</w:t>
             </w:r>
           </w:p>
         </w:tc>
@@ -2321,7 +2321,7 @@
                 <w:color w:val="333333"/>
                 <w:sz w:val="18"/>
               </w:rPr>
-              <w:t xml:space="preserve">Conforme ; les dates réelles des trois séances et de la soutenance figurent dans le cadrage et en section 6</w:t>
+              <w:t xml:space="preserve">Conforme ; les dates réelles des trois séances et de la soutenance figurent dans le cadrage et en section 6</w:t>
             </w:r>
           </w:p>
         </w:tc>
@@ -2669,7 +2669,7 @@
                 <w:color w:val="333333"/>
                 <w:sz w:val="17"/>
               </w:rPr>
-              <w:t>Notebook, étapes 3 à 5 : Isolation Forest, SHAP, moteurs alternatifs</w:t>
+              <w:t>Notebook, étapes 3 à 5 : Isolation Forest, SHAP, moteurs alternatifs</w:t>
             </w:r>
           </w:p>
         </w:tc>
@@ -2868,7 +2868,7 @@
                 <w:color w:val="333333"/>
                 <w:sz w:val="17"/>
               </w:rPr>
-              <w:t>Document de gestion de projet : lots, backlog, Kanban tenu dans Notion et GitHub Projects (captures en section 3), frise datée des jalons, registre des risques</w:t>
+              <w:t>Document de gestion de projet : lots, backlog, Kanban tenu dans Notion et GitHub Projects (captures en section 3), frise datée des jalons, registre des risques</w:t>
             </w:r>
           </w:p>
         </w:tc>
@@ -2935,7 +2935,7 @@
                 <w:color w:val="333333"/>
                 <w:sz w:val="17"/>
               </w:rPr>
-              <w:t xml:space="preserve">Documentation de la démarche, section 8 : procédure de documentation écrite, avec règles de nommage, de versionnage et de journalisation des essais</w:t>
+              <w:t xml:space="preserve">Documentation de la démarche, section 8 : procédure de documentation écrite, avec règles de nommage, de versionnage et de journalisation des essais</w:t>
             </w:r>
           </w:p>
         </w:tc>
@@ -3068,7 +3068,7 @@
                 <w:color w:val="333333"/>
                 <w:sz w:val="17"/>
               </w:rPr>
-              <w:t xml:space="preserve">Documentation de la démarche, section 9 : posture de conseil, et script oral de soutenance</w:t>
+              <w:t xml:space="preserve">Documentation de la démarche, section 9 : posture de conseil, et script oral de soutenance</w:t>
             </w:r>
           </w:p>
         </w:tc>
@@ -3911,7 +3911,7 @@
                 <w:color w:val="333333"/>
                 <w:sz w:val="17"/>
               </w:rPr>
-              <w:t xml:space="preserve">Non calculée par le notebook livré ; recalculée le 25 septembre dans le notebook complémentaire (essai C) : 47,4 %</w:t>
+              <w:t xml:space="preserve">Non calculée par le notebook livré ; recalculée le 25 septembre dans le notebook complémentaire (essai C) : 47,4 %</w:t>
             </w:r>
           </w:p>
         </w:tc>
@@ -3932,7 +3932,7 @@
                 <w:color w:val="333333"/>
                 <w:sz w:val="17"/>
               </w:rPr>
-              <w:t xml:space="preserve">Recalculée le 25 septembre par l'assistant dans un script séparé ; ma relecture est prévue avant la séance 3</w:t>
+              <w:t xml:space="preserve">Recalculée le 25 septembre par l'assistant dans un script séparé ; ma relecture est en cours</w:t>
             </w:r>
           </w:p>
         </w:tc>
@@ -4478,7 +4478,7 @@
         <w:pStyle w:val="Heading3"/>
       </w:pPr>
       <w:r>
-        <w:t>Écart 1 : facteur d'accélération des moteurs alternatifs</w:t>
+        <w:t>Écart 1 : facteur d'accélération des moteurs alternatifs</w:t>
       </w:r>
     </w:p>
     <w:p>
@@ -4490,7 +4490,7 @@
           <w:color w:val="333333"/>
           <w:sz w:val="21"/>
         </w:rPr>
-        <w:t xml:space="preserve">La documentation de juin annonçait un facteur d'environ 4 pour Polars et d'environ 3 pour DuckDB sur un test à deux millions de lignes. Ces valeurs provenaient des benchmarks publiés par les éditeurs, reprises pendant la phase de veille, alors que le notebook mesurait un facteur 5,9 pour Polars et 3,7 pour DuckDB. La réexécution faite pour l'audit, sur une machine disposant de moins de cœurs, donne 3,8 pour Polars et 3,6 pour DuckDB ; sa sortie n'a pas été conservée. L'exécution conservée du 31 juillet donnait 3,5 et 2,9, celle du 4 août, livrée, 4,1 et 2,9.</w:t>
+        <w:t xml:space="preserve">La documentation de juin annonçait un facteur d'environ 4 pour Polars et d'environ 3 pour DuckDB sur un test à deux millions de lignes. Ces valeurs provenaient des benchmarks publiés par les éditeurs, reprises pendant la phase de veille, alors que le notebook mesurait un facteur 5,9 pour Polars et 3,7 pour DuckDB. La réexécution faite pour l'audit, sur une machine disposant de moins de cœurs, donne 3,8 pour Polars et 3,6 pour DuckDB ; sa sortie n'a pas été conservée. L'exécution conservée du 31 juillet donnait 3,5 et 2,9, celle du 4 août, livrée, 4,1 et 2,9.</w:t>
       </w:r>
     </w:p>
     <w:tbl>
@@ -4982,7 +4982,7 @@
           <w:color w:val="333333"/>
           <w:sz w:val="20"/>
         </w:rPr>
-        <w:t xml:space="preserve"> Les documents annonçaient alors un ordre de grandeur, un facteur 3 à 6 selon le nombre de cœurs disponibles, plutôt qu'une valeur unique. Le caractère matériel de la mesure est signalé : un évaluateur qui rejoue le test peut obtenir un autre chiffre. La décision de gestion reste la même : conserver pandas au volume actuel. Depuis le 28 septembre 2026, les documents citent des facteurs datés. Polars et DuckDB sont 4,1 et 2,9 fois plus rapides que pandas le 4 août (exécution livrée), 8,1 et 5,7 fois sur mon poste le 25 septembre.</w:t>
+        <w:t xml:space="preserve"> Les documents annonçaient alors un ordre de grandeur, un facteur 3 à 6 selon le nombre de cœurs disponibles, plutôt qu'une valeur unique. Le caractère matériel de la mesure est signalé : un évaluateur qui rejoue le test peut obtenir un autre chiffre. La décision de gestion reste la même : conserver pandas au volume actuel. Depuis le 28 septembre 2026, les documents citent des facteurs datés. Polars et DuckDB sont 4,1 et 2,9 fois plus rapides que pandas le 4 août (exécution livrée), 8,1 et 5,7 fois sur mon poste le 25 septembre.</w:t>
       </w:r>
     </w:p>
     <w:p>
@@ -5007,7 +5007,7 @@
         <w:pStyle w:val="Heading3"/>
       </w:pPr>
       <w:r>
-        <w:t>Écart 2 : composition de la liste des critères de comparaison</w:t>
+        <w:t>Écart 2 : composition de la liste des critères de comparaison</w:t>
       </w:r>
     </w:p>
     <w:p>
@@ -5019,7 +5019,7 @@
           <w:color w:val="333333"/>
           <w:sz w:val="21"/>
         </w:rPr>
-        <w:t xml:space="preserve">Les critères de comparaison devaient être fixes. Or six formulations circulaient, dont deux dans un même texte : on aurait pu croire la grille reconstituée après coup.</w:t>
+        <w:t xml:space="preserve">Les critères de comparaison devaient être fixes. Or six formulations circulaient, dont deux dans un même texte : on aurait pu croire la grille reconstituée après coup.</w:t>
       </w:r>
     </w:p>
     <w:tbl>
@@ -5554,7 +5554,7 @@
         <w:pStyle w:val="Heading3"/>
       </w:pPr>
       <w:r>
-        <w:t>Écart 3 : numérotation des jalons</w:t>
+        <w:t>Écart 3 : numérotation des jalons</w:t>
       </w:r>
     </w:p>
     <w:p>
@@ -5574,7 +5574,7 @@
         <w:pStyle w:val="Heading3"/>
       </w:pPr>
       <w:r>
-        <w:t>Écart 4 : base de calcul de la concentration du chiffre d'affaires</w:t>
+        <w:t>Écart 4 : base de calcul de la concentration du chiffre d'affaires</w:t>
       </w:r>
     </w:p>
     <w:p>
@@ -5586,7 +5586,7 @@
           <w:color w:val="333333"/>
           <w:sz w:val="21"/>
         </w:rPr>
-        <w:t>Le résultat de 435 références pour 80 % du chiffre d'affaires était exact mais publié sans sa base. Le calcul porte sur les 689 références qui génèrent effectivement du chiffre d'affaires, et non sur les 714 produits du périmètre : 25 références n'ont enregistré aucune vente. Les documents précisent désormais cette base et le pourcentage correspondant, 63 %.</w:t>
+        <w:t>Le résultat de 435 références pour 80 % du chiffre d'affaires était exact mais publié sans sa base. Le calcul porte sur les 689 références qui génèrent effectivement du chiffre d'affaires, et non sur les 714 produits du périmètre : 25 références n'ont enregistré aucune vente. Les documents précisent désormais cette base et le pourcentage correspondant, 63 %.</w:t>
       </w:r>
     </w:p>
     <w:p>
@@ -5594,7 +5594,7 @@
         <w:pStyle w:val="Heading3"/>
       </w:pPr>
       <w:r>
-        <w:t>Écart 5 : lisibilité du rapport de contrôle qualité dans le notebook</w:t>
+        <w:t>Écart 5 : lisibilité du rapport de contrôle qualité dans le notebook</w:t>
       </w:r>
     </w:p>
     <w:p>
@@ -5614,7 +5614,7 @@
         <w:pStyle w:val="Heading3"/>
       </w:pPr>
       <w:r>
-        <w:t>Écarts 6 à 11 : corrections rédactionnelles et de complétude</w:t>
+        <w:t>Écarts 6 à 11 : corrections rédactionnelles et de complétude</w:t>
       </w:r>
     </w:p>
     <w:tbl>
@@ -6275,7 +6275,7 @@
                 <w:color w:val="333333"/>
                 <w:sz w:val="17"/>
               </w:rPr>
-              <w:t xml:space="preserve">Glossaire commun ; terme retenu : contrat de qualité</w:t>
+              <w:t xml:space="preserve">Glossaire commun ; terme retenu : contrat de qualité</w:t>
             </w:r>
           </w:p>
         </w:tc>
@@ -6548,7 +6548,7 @@
           <w:color w:val="333333"/>
           <w:sz w:val="21"/>
         </w:rPr>
-        <w:t xml:space="preserve">Le test de performance dépend du matériel : chaque exécution donne des facteurs différents. La conclusion de gestion ne change pas.</w:t>
+        <w:t xml:space="preserve">Le test de performance dépend du matériel : chaque exécution donne des facteurs différents. La conclusion de gestion ne change pas.</w:t>
       </w:r>
     </w:p>
     <w:p>
@@ -6595,7 +6595,7 @@
           <w:color w:val="333333"/>
           <w:sz w:val="21"/>
         </w:rPr>
-        <w:t xml:space="preserve">Les seize indicateurs de la grille officielle (douze lors de ce premier passage, quatre ajoutés le 17 septembre 2026) sont couverts, chacun par une preuve localisable dans un document identifié. Les deux premiers livrables sont produits et nommés conformément à la consigne ; le troisième, le portfolio, sera déposé après la séance 3 sous le nom Lippens_Charles_3_portfolio_092026 (site retenu ou PDF avec son lien). Les treize résultats déterministes du notebook ont été confirmés par une réexécution indépendante, puis retrouvés le 25 septembre sur mon poste et le 28 septembre dans un environnement neuf. La marge, citée sans cellule de calcul, a été recalculée le 25 septembre par l'assistant (essai C) ; ma relecture est prévue avant la séance 3.</w:t>
+        <w:t xml:space="preserve">Les seize indicateurs de la grille officielle (douze lors de ce premier passage, quatre ajoutés le 17 septembre 2026) sont couverts, chacun par une preuve localisable dans un document identifié. Les trois livrables sont produits et nommés conformément à la consigne ; le troisième, le portfolio, est en ligne depuis le 30 septembre 2026 et se dépose sous le nom Lippens_Charles_3_portfolio_092026, une page avec l'adresse du site. Les treize résultats déterministes du notebook ont été confirmés par une réexécution indépendante, puis retrouvés le 25 septembre sur mon poste, le 28 septembre dans un environnement neuf de l'assistant et le 30 septembre sur mon poste, dans un environnement neuf créé avec le seul requirements.txt (jalon J4). La marge, citée sans cellule de calcul, a été recalculée le 25 septembre par l'assistant (essai C) ; ma relecture est en cours.</w:t>
       </w:r>
     </w:p>
     <w:p>
@@ -6657,7 +6657,7 @@
           <w:color w:val="333333"/>
           <w:sz w:val="21"/>
         </w:rPr>
-        <w:t xml:space="preserve">Un second passage a été conduit le 4 août 2026, avec la même méthode que le premier : réexécution intégrale du notebook sur une troisième machine, extraction automatique des chiffres publiés, contrôle croisé document par document. Le périmètre s'étendait cette fois aux trois versions du portfolio, aux figures exportées et à la typographie du notebook.</w:t>
+        <w:t xml:space="preserve">Un second passage a été conduit le 4 août 2026, avec la même méthode que le premier : réexécution intégrale du notebook sur une troisième machine, extraction automatique des chiffres publiés, contrôle croisé document par document. Le périmètre s'étendait cette fois aux trois versions du portfolio, aux figures exportées et à la typographie du notebook.</w:t>
       </w:r>
     </w:p>
     <w:p>
@@ -6677,7 +6677,7 @@
           <w:color w:val="333333"/>
           <w:sz w:val="21"/>
         </w:rPr>
-        <w:t xml:space="preserve">Les treize résultats déterministes calculés par le notebook sont confirmés à l'identique pour la troisième fois. Ce sont : 825 et 1 513 lignes sources, 9 types d'anomalies, 9 lignes en infraction sur 825, 714 produits, 143 680 euros, 5 751 unités, 13 et 36 anomalies dont 10 communes, 26 anomalies multivariées, pouvoir explicatif de 0,72, erreur moyenne de 1,54 unité, 435 références sur 689 pour 80 % du chiffre d'affaires. La marge, calculée à part, n'en fait pas partie. La reproductibilité annoncée est donc vérifiée sur trois machines distinctes, puis le 25 septembre 2026 sur mon poste et le 28 septembre dans un environnement neuf.</w:t>
+        <w:t xml:space="preserve">Les treize résultats déterministes calculés par le notebook sont confirmés à l'identique pour la troisième fois. Ce sont : 825 et 1 513 lignes sources, 9 types d'anomalies, 9 lignes en infraction sur 825, 714 produits, 143 680 euros, 5 751 unités, 13 et 36 anomalies dont 10 communes, 26 anomalies multivariées, pouvoir explicatif de 0,72, erreur moyenne de 1,54 unité, 435 références sur 689 pour 80 % du chiffre d'affaires. La marge, calculée à part, n'en fait pas partie. La reproductibilité annoncée est donc vérifiée sur trois machines distinctes, puis le 25 septembre 2026 sur mon poste, le 28 septembre dans un environnement neuf de l'assistant et le 30 septembre sur mon poste, dans un environnement neuf (jalon J4).</w:t>
       </w:r>
     </w:p>
     <w:p>
@@ -6689,7 +6689,7 @@
           <w:color w:val="333333"/>
           <w:sz w:val="21"/>
         </w:rPr>
-        <w:t xml:space="preserve">Le point sensible reste la mesure de performance, qui dépend du matériel. Le tableau ci-dessous réunit les mesures des trois machines, et depuis le 28 septembre 2026 celles de mon poste (25 septembre). Le dossier dit « moins de 40 millisecondes au volume réel ». Il cite des facteurs datés : Polars et DuckDB 4,1 et 2,9 fois plus rapides que pandas le 4 août, 8,1 et 5,7 fois sur mon poste le 25 septembre.</w:t>
+        <w:t xml:space="preserve">Le point sensible reste la mesure de performance, qui dépend du matériel. Le tableau ci-dessous réunit les mesures des trois machines, et depuis le 28 septembre 2026 celles de mon poste (25 septembre). Le dossier dit « moins de 40 millisecondes au volume réel ». Il cite des facteurs datés : Polars et DuckDB 4,1 et 2,9 fois plus rapides que pandas le 4 août, 8,1 et 5,7 fois sur mon poste le 25 septembre.</w:t>
       </w:r>
     </w:p>
     <w:tbl>
@@ -7586,7 +7586,7 @@
                 <w:color w:val="333333"/>
                 <w:sz w:val="18"/>
               </w:rPr>
-              <w:t xml:space="preserve">L'exécution livrée dans le notebook affichait 39,1 ms pour DuckDB et des facteurs de 3,5 et 2,9, ce qui contredisait la phrase « moins de trente millisecondes » et l'énoncé « facteur 3 à 6 » publiés dans la documentation.</w:t>
+              <w:t xml:space="preserve">L'exécution livrée dans le notebook affichait 39,1 ms pour DuckDB et des facteurs de 3,5 et 2,9, ce qui contredisait la phrase « moins de trente millisecondes » et l'énoncé « facteur 3 à 6 » publiés dans la documentation.</w:t>
             </w:r>
           </w:p>
         </w:tc>
@@ -7604,7 +7604,7 @@
                 <w:color w:val="333333"/>
                 <w:sz w:val="18"/>
               </w:rPr>
-              <w:t xml:space="preserve">Notebook réexécuté et livré avec une exécution cohérente ; formulations élargies dans tout le dossier : moins de 40 millisecondes, gain d'environ 3 à 6 fois selon le moteur et la machine ; tableau des trois machines publié ci-dessus. Formulation remplacée le 28 septembre 2026 par des facteurs datés.</w:t>
+              <w:t xml:space="preserve">Notebook réexécuté et livré avec une exécution cohérente ; formulations élargies dans tout le dossier : moins de 40 millisecondes, gain d'environ 3 à 6 fois selon le moteur et la machine ; tableau des trois machines publié ci-dessus. Formulation remplacée le 28 septembre 2026 par des facteurs datés.</w:t>
             </w:r>
           </w:p>
         </w:tc>
@@ -7645,7 +7645,7 @@
                 <w:color w:val="333333"/>
                 <w:sz w:val="18"/>
               </w:rPr>
-              <w:t xml:space="preserve">La figure exportée ne correspondait pas au tableau du notebook : elle affichait 85 références sans identifiant et 0 doublon, là où le notebook compte 2 SKU manquants et 1 doublon parmi les lignes produits.</w:t>
+              <w:t xml:space="preserve">La figure exportée ne correspondait pas au tableau du notebook : elle affichait 85 références sans identifiant et 0 doublon, là où le notebook compte 2 SKU manquants et 1 doublon parmi les lignes produits.</w:t>
             </w:r>
           </w:p>
         </w:tc>
@@ -7704,7 +7704,7 @@
                 <w:color w:val="333333"/>
                 <w:sz w:val="18"/>
               </w:rPr>
-              <w:t xml:space="preserve">Les trois versions du site publiaient encore « écarts inférieurs à 10 ms », « Polars environ 4 fois » et « DuckDB environ 3 fois », ainsi qu'une figure issue d'une exécution de juin avec un test à 10 millions de lignes absent du notebook.</w:t>
+              <w:t xml:space="preserve">Les trois versions du site publiaient encore « écarts inférieurs à 10 ms », « Polars environ 4 fois » et « DuckDB environ 3 fois », ainsi qu'une figure issue d'une exécution de juin avec un test à 10 millions de lignes absent du notebook.</w:t>
             </w:r>
           </w:p>
         </w:tc>
@@ -7722,7 +7722,7 @@
                 <w:color w:val="333333"/>
                 <w:sz w:val="18"/>
               </w:rPr>
-              <w:t xml:space="preserve">Textes, légendes et textes alternatifs alignés sur les formulations du dossier ; figure d'accélération régénérée depuis l'exécution livrée.</w:t>
+              <w:t xml:space="preserve">Textes, légendes et textes alternatifs alignés sur les formulations du dossier ; figure d'accélération régénérée depuis l'exécution livrée.</w:t>
             </w:r>
           </w:p>
         </w:tc>
@@ -7763,7 +7763,7 @@
                 <w:color w:val="333333"/>
                 <w:sz w:val="18"/>
               </w:rPr>
-              <w:t xml:space="preserve">Dix virgules précédées d'une espace dans le notebook, et des enchaînements « vers » à la place d'un signe de ponctuation, rendaient certaines phrases incorrectes.</w:t>
+              <w:t xml:space="preserve">Dix virgules précédées d'une espace dans le notebook, et des enchaînements « vers » à la place d'un signe de ponctuation, rendaient certaines phrases incorrectes.</w:t>
             </w:r>
           </w:p>
         </w:tc>
@@ -7822,7 +7822,7 @@
                 <w:color w:val="333333"/>
                 <w:sz w:val="18"/>
               </w:rPr>
-              <w:t xml:space="preserve">« 3 a 6 » sans accent dans le notebook et dans une page du portfolio ; chaînes de caractères du code sans accents, visibles dans les sorties imprimées et les titres de figures.</w:t>
+              <w:t xml:space="preserve">« 3 a 6 » sans accent dans le notebook et dans une page du portfolio ; chaînes de caractères du code sans accents, visibles dans les sorties imprimées et les titres de figures.</w:t>
             </w:r>
           </w:p>
         </w:tc>
@@ -7940,7 +7940,7 @@
                 <w:color w:val="333333"/>
                 <w:sz w:val="18"/>
               </w:rPr>
-              <w:t xml:space="preserve">La synthèse du notebook affichait encore « environ 47 % » au lieu de la valeur harmonisée.</w:t>
+              <w:t xml:space="preserve">La synthèse du notebook affichait encore « environ 47 % » au lieu de la valeur harmonisée.</w:t>
             </w:r>
           </w:p>
         </w:tc>
@@ -8126,7 +8126,7 @@
           <w:color w:val="333333"/>
           <w:sz w:val="20"/>
         </w:rPr>
-        <w:t xml:space="preserve"> La version du 4 août 2026 est conforme et présentable. J'en retiens une règle : rejouer le contrôle après chaque modification, même après un audit réussi, car une correction peut en désynchroniser une autre.</w:t>
+        <w:t xml:space="preserve"> La version du 4 août 2026 est conforme et présentable. J'en retiens une règle : rejouer le contrôle après chaque modification, même après un audit réussi, car une correction peut en désynchroniser une autre.</w:t>
       </w:r>
     </w:p>
     <w:p>
@@ -8139,7 +8139,7 @@
         <w:pStyle w:val="Heading1"/>
       </w:pPr>
       <w:r>
-        <w:t xml:space="preserve">9. Troisième passage, 3 septembre 2026 : les portfolios et l'état réel du parcours</w:t>
+        <w:t xml:space="preserve">9. Troisième passage, 3 septembre 2026 : les portfolios et l'état réel du parcours</w:t>
       </w:r>
     </w:p>
     <w:p>
@@ -8290,7 +8290,7 @@
                 <w:color w:val="333333"/>
                 <w:sz w:val="18"/>
               </w:rPr>
-              <w:t xml:space="preserve">Cartes réécrites en cinq temps avec les résultats réels : 194 pays et quatre vues Tableau pour le projet 10 ; 172 pays, 14 variables, 4 composantes, 21 pays cibles pour le projet 11</w:t>
+              <w:t xml:space="preserve">Cartes réécrites en cinq temps avec les résultats réels : 194 pays et quatre vues Tableau pour le projet 10 ; 172 pays, 14 variables, 4 composantes, 21 pays cibles pour le projet 11</w:t>
             </w:r>
           </w:p>
         </w:tc>
@@ -8349,7 +8349,7 @@
                 <w:color w:val="333333"/>
                 <w:sz w:val="18"/>
               </w:rPr>
-              <w:t xml:space="preserve">Dossiers de livrables créés dans les trois versions : présentation et export du tableau de bord pour le projet 10, deux notebooks, présentation et liste des 21 pays pour le projet 11, lien vers l'histoire Tableau Public</w:t>
+              <w:t xml:space="preserve">Dossiers de livrables créés dans les trois versions : présentation et export du tableau de bord pour le projet 10, deux notebooks, présentation et liste des 21 pays pour le projet 11, lien vers l'histoire Tableau Public</w:t>
             </w:r>
           </w:p>
         </w:tc>
@@ -8526,7 +8526,7 @@
                 <w:color w:val="333333"/>
                 <w:sz w:val="18"/>
               </w:rPr>
-              <w:t xml:space="preserve">11 projets validés, 660 heures, deux projets en cours, un à venir ; frises complétées jusqu'à l'automne 2026 ; radar de compétences de la version 1 actualisé</w:t>
+              <w:t xml:space="preserve">11 projets validés, 660 heures, deux projets en cours, un à venir ; frises complétées jusqu'à l'automne 2026 ; radar de compétences de la version 1 actualisé</w:t>
             </w:r>
           </w:p>
         </w:tc>
@@ -8644,7 +8644,7 @@
                 <w:color w:val="333333"/>
                 <w:sz w:val="18"/>
               </w:rPr>
-              <w:t xml:space="preserve">Profil réel renseigné dans les trois versions ; le lien LinkedIn reste à renseigner</w:t>
+              <w:t xml:space="preserve">Profil réel renseigné dans les trois versions ; le lien LinkedIn reste à renseigner</w:t>
             </w:r>
           </w:p>
         </w:tc>
@@ -8703,7 +8703,7 @@
                 <w:color w:val="333333"/>
                 <w:sz w:val="18"/>
               </w:rPr>
-              <w:t xml:space="preserve">CV régénéré au 3 septembre avec les onze projets, sans cadratin ; à remplacer par le CV définitif avant publication</w:t>
+              <w:t xml:space="preserve">CV régénéré au 3 septembre avec les onze projets, sans cadratin ; à remplacer par le CV définitif avant publication</w:t>
             </w:r>
           </w:p>
         </w:tc>
@@ -8872,7 +8872,7 @@
           <w:color w:val="333333"/>
           <w:sz w:val="21"/>
         </w:rPr>
-        <w:t xml:space="preserve">Rendu des douze pages dans un navigateur sans erreur de script ; cartes, filtres et compteurs fonctionnels.</w:t>
+        <w:t xml:space="preserve">Rendu des douze pages dans un navigateur sans erreur de script ; cartes, filtres et compteurs fonctionnels.</w:t>
       </w:r>
     </w:p>
     <w:p>
@@ -8889,7 +8889,7 @@
           <w:color w:val="333333"/>
           <w:sz w:val="21"/>
         </w:rPr>
-        <w:t xml:space="preserve">Les 163 références locales des trois sites, livrables et images, vérifiées une à une sur le poste : aucune manquante.</w:t>
+        <w:t xml:space="preserve">Les 163 références locales des trois sites, livrables et images, vérifiées une à une sur le poste : aucune manquante.</w:t>
       </w:r>
     </w:p>
     <w:p>
@@ -8906,7 +8906,7 @@
           <w:color w:val="333333"/>
           <w:sz w:val="21"/>
         </w:rPr>
-        <w:t xml:space="preserve">Équilibre des balises vérifié sur les treize pages ; aucun cadratin, aucun compteur périmé, aucun marqueur de gabarit résiduel.</w:t>
+        <w:t xml:space="preserve">Équilibre des balises vérifié sur les treize pages ; aucun cadratin, aucun compteur périmé, aucun marqueur de gabarit résiduel.</w:t>
       </w:r>
     </w:p>
     <w:p>
@@ -8923,7 +8923,7 @@
           <w:color w:val="333333"/>
           <w:sz w:val="21"/>
         </w:rPr>
-        <w:t xml:space="preserve">Les livrables du projet IA embarqués dans les portfolios restent ceux de la version corrigée du 4 août ; aucun chiffre publié n'a changé.</w:t>
+        <w:t xml:space="preserve">Les livrables du projet IA embarqués dans les portfolios restent ceux de la version corrigée du 4 août ; aucun chiffre publié n'a changé.</w:t>
       </w:r>
     </w:p>
     <w:p>
@@ -8948,7 +8948,7 @@
           <w:color w:val="333333"/>
           <w:sz w:val="20"/>
         </w:rPr>
-        <w:t xml:space="preserve"> La version du 3 septembre 2026 est conforme et présentable. Règle ajoutée : relire le portfolio à chaque projet validé, pas seulement après une correction. Le prochain point de relecture est la validation du projet 12 : livrables à ajouter, compteurs à porter à douze projets et 730 heures.</w:t>
+        <w:t xml:space="preserve"> La version du 3 septembre 2026 est conforme et présentable. Règle ajoutée : relire le portfolio à chaque projet validé, pas seulement après une correction. Le prochain point de relecture est la validation du projet 12 : livrables à ajouter, compteurs à porter à douze projets et 730 heures.</w:t>
       </w:r>
     </w:p>
     <w:p>
@@ -8973,7 +8973,7 @@
           <w:color w:val="333333"/>
           <w:sz w:val="21"/>
         </w:rPr>
-        <w:t xml:space="preserve">Le point de relecture annoncé au verdict du troisième passage a eu lieu : le projet 12, détection de faux billets pour l'ONCFM, a été validé en soutenance en septembre 2026. Ce passage n'ajoute pas d'écart au bilan d'audit, qui reste à vingt-neuf en trois passages ; il applique la procédure de mise à jour prévue et consigne deux corrections de contenu.</w:t>
+        <w:t xml:space="preserve">Le point de relecture annoncé au verdict du troisième passage a eu lieu : le projet 12, détection de faux billets pour l'ONCFM, a été validé en soutenance en septembre 2026. Ce passage n'ajoute pas d'écart au bilan d'audit, qui reste à vingt-neuf en trois passages ; il applique la procédure de mise à jour prévue et consigne deux corrections de contenu.</w:t>
       </w:r>
     </w:p>
     <w:tbl>
@@ -9083,7 +9083,7 @@
                 <w:color w:val="333333"/>
                 <w:sz w:val="18"/>
               </w:rPr>
-              <w:t xml:space="preserve">Cartes et entrée de registre passées en validé avec les résultats définitifs : quatre modèles comparés, régression logistique retenue (F1 0,993, ROC-AUC 0,9995), seuil de décision documenté à 0,69, application Streamlit et application terminal ; six livrables téléchargeables dans chacune des quatre versions</w:t>
+              <w:t xml:space="preserve">Cartes et entrée de registre passées en validé avec les résultats définitifs : quatre modèles comparés, régression logistique retenue (F1 0,993, ROC-AUC 0,9995), seuil de décision documenté à 0,69, application Streamlit et application terminal ; six livrables téléchargeables dans chacune des quatre versions</w:t>
             </w:r>
           </w:p>
         </w:tc>
@@ -9124,7 +9124,7 @@
                 <w:color w:val="333333"/>
                 <w:sz w:val="18"/>
               </w:rPr>
-              <w:t xml:space="preserve">Projet 13 affiché en cours depuis septembre 2026 ; projet 14 présenté comme stage de Consultant Data / BI et Data Analyst chez S4R, à partir d'octobre 2026 pour environ deux mois</w:t>
+              <w:t xml:space="preserve">Projet 13 affiché en cours depuis septembre 2026 ; projet 14 présenté comme stage de Consultant Data / BI et Data Analyst chez S4R, à partir d'octobre 2026 pour environ deux mois</w:t>
             </w:r>
           </w:p>
         </w:tc>
@@ -9165,7 +9165,7 @@
                 <w:color w:val="333333"/>
                 <w:sz w:val="18"/>
               </w:rPr>
-              <w:t xml:space="preserve">Douze projets validés et 730 heures partout (734 au total exact des heures du registre) ; grilles et registre en ordre chronologique inverse</w:t>
+              <w:t xml:space="preserve">Douze projets validés et 730 heures partout (734 au total exact des heures du registre) ; grilles et registre en ordre chronologique inverse</w:t>
             </w:r>
           </w:p>
         </w:tc>
@@ -9206,7 +9206,7 @@
                 <w:color w:val="333333"/>
                 <w:sz w:val="18"/>
               </w:rPr>
-              <w:t xml:space="preserve">Lien LinkedIn réel et adresse unique charles.lippens@orange.fr dans les quatre versions (l'adresse de gabarit restée dans le bouton e-mail de la version 3 est corrigée) ; CV Data Analyst version 4 embarqué, avec les quatorze projets et le stage</w:t>
+              <w:t xml:space="preserve">Lien LinkedIn réel et adresse unique charles.lippens@orange.fr dans les quatre versions (l'adresse de gabarit restée dans le bouton e-mail de la version 3 est corrigée) ; CV Data Analyst version 4 embarqué, avec les quatorze projets et le stage</w:t>
             </w:r>
           </w:p>
         </w:tc>
@@ -9288,7 +9288,7 @@
                 <w:color w:val="333333"/>
                 <w:sz w:val="18"/>
               </w:rPr>
-              <w:t xml:space="preserve">401 références locales vérifiées, aucune manquante ; contrastes AA sans défaut sur 28 pages et thèmes (4 220 textes) ; balises équilibrées ; aucun cadratin ni compteur périmé</w:t>
+              <w:t xml:space="preserve">401 références locales vérifiées, aucune manquante ; contrastes AA sans défaut sur 28 pages et thèmes (4 220 textes) ; balises équilibrées ; aucun cadratin ni compteur périmé</w:t>
             </w:r>
           </w:p>
         </w:tc>
@@ -9321,7 +9321,7 @@
           <w:color w:val="333333"/>
           <w:sz w:val="20"/>
         </w:rPr>
-        <w:t xml:space="preserve"> La version du 17 septembre 2026 est conforme et présentable ; elle décrit l'état réel du parcours au jour de la relecture. Le prochain point de relecture est la fin de la mission en entreprise, vers décembre 2026.</w:t>
+        <w:t xml:space="preserve"> La version du 17 septembre 2026 est conforme et présentable ; elle décrit l'état réel du parcours au jour de la relecture. Le prochain point de relecture est la fin de la mission en entreprise, vers décembre 2026.</w:t>
       </w:r>
     </w:p>
     <w:p>
@@ -9329,7 +9329,7 @@
         <w:pStyle w:val="Heading1"/>
       </w:pPr>
       <w:r>
-        <w:t xml:space="preserve">11. Quatrième passage, 17 septembre 2026 : audit des attendus de l'énoncé mis à jour</w:t>
+        <w:t xml:space="preserve">11. Quatrième passage, 17 septembre 2026 : audit des attendus de l'énoncé mis à jour</w:t>
       </w:r>
     </w:p>
     <w:p>
@@ -9341,7 +9341,7 @@
           <w:color w:val="333333"/>
           <w:sz w:val="21"/>
         </w:rPr>
-        <w:t xml:space="preserve">L'énoncé du projet a été mis à jour le 24 juin 2026. Le dossier a été confronté point par point à sa grille de seize indicateurs, à ses huit objectifs pédagogiques, aux attendus concrets des quatre étapes de la partie 1 et à la consigne de dépôt. Ce passage n'a relevé aucun écart de fond ni de chiffre ; il a relevé onze écarts de forme, entre ce que le dossier prouve et l'exemple de preuve attendu par la grille. Ils sont numérotés à la suite des vingt-neuf précédents et ont tous été traités le jour même.</w:t>
+        <w:t xml:space="preserve">L'énoncé du projet a été mis à jour le 24 juin 2026. Le dossier a été confronté point par point à sa grille de seize indicateurs, à ses huit objectifs pédagogiques, aux attendus concrets des quatre étapes de la partie 1 et à la consigne de dépôt. Ce passage n'a relevé aucun écart de fond ni de chiffre ; il a relevé onze écarts de forme, entre ce que le dossier prouve et l'exemple de preuve attendu par la grille. Ils sont numérotés à la suite des vingt-neuf précédents et ont tous été traités le jour même.</w:t>
       </w:r>
     </w:p>
     <w:tbl>
@@ -9472,7 +9472,7 @@
                 <w:color w:val="333333"/>
                 <w:sz w:val="18"/>
               </w:rPr>
-              <w:t xml:space="preserve">Documentation livrée en sept fichiers Word ; noms de dépôt hors convention</w:t>
+              <w:t xml:space="preserve">Documentation livrée en sept fichiers Word ; noms de dépôt hors convention</w:t>
             </w:r>
           </w:p>
         </w:tc>
@@ -9490,7 +9490,7 @@
                 <w:color w:val="333333"/>
                 <w:sz w:val="18"/>
               </w:rPr>
-              <w:t xml:space="preserve">PDF unique avec sommaires actualisés et signets. Pagination : 69 pages à ce passage, 70 le 18 septembre, 73 le 24 septembre, 76 le 25 septembre au matin, 82 après le second passage du 25 septembre et 83 dans le dépôt actuel, depuis la mise à jour du 28 septembre. Dossier de dépôt aux noms de la convention, mois de démarrage 092026</w:t>
+              <w:t xml:space="preserve">PDF unique avec sommaires actualisés et signets. Pagination : 69 pages à ce passage, 70 le 18 septembre, 73 le 24 septembre, 76 le 25 septembre au matin, 82 après le second passage du 25 septembre et 83 dans le dépôt actuel, depuis la mise à jour du 28 septembre. Dossier de dépôt aux noms de la convention, mois de démarrage 092026</w:t>
             </w:r>
           </w:p>
         </w:tc>
@@ -9549,7 +9549,7 @@
                 <w:color w:val="333333"/>
                 <w:sz w:val="18"/>
               </w:rPr>
-              <w:t xml:space="preserve">Rubriques « Données » et « Limites et pistes » ajoutées aux quatorze fiches des quatre versions</w:t>
+              <w:t xml:space="preserve">Rubriques « Données » et « Limites et pistes » ajoutées aux quatorze fiches des quatre versions</w:t>
             </w:r>
           </w:p>
         </w:tc>
@@ -9667,7 +9667,7 @@
                 <w:color w:val="333333"/>
                 <w:sz w:val="18"/>
               </w:rPr>
-              <w:t xml:space="preserve">Annexe A de la démarche et dossier journal_essais_IA : outil et modèle, dates, demandes (reconstituées et signalées), extraits, modifications manuelles</w:t>
+              <w:t xml:space="preserve">Annexe A de la démarche et dossier journal_essais_IA : outil et modèle, dates, demandes (reconstituées et signalées), extraits, modifications manuelles</w:t>
             </w:r>
           </w:p>
         </w:tc>
@@ -9726,7 +9726,7 @@
                 <w:color w:val="333333"/>
                 <w:sz w:val="18"/>
               </w:rPr>
-              <w:t xml:space="preserve">Douze sources nommées, avec leur adresse (seize depuis le 25 septembre) ; sources cliquables dans les quatre versions du portfolio</w:t>
+              <w:t xml:space="preserve">Douze sources nommées, avec leur adresse (seize depuis le 25 septembre) ; sources cliquables dans les quatre versions du portfolio</w:t>
             </w:r>
           </w:p>
         </w:tc>
@@ -9785,7 +9785,7 @@
                 <w:color w:val="333333"/>
                 <w:sz w:val="18"/>
               </w:rPr>
-              <w:t xml:space="preserve">Dispositif installé (Feedly, GitHub, Google Scholar) et capturé : annexe A de la veille, page veille des portfolios</w:t>
+              <w:t xml:space="preserve">Dispositif installé (Feedly, GitHub, Google Scholar) et capturé : annexe A de la veille, page veille des portfolios</w:t>
             </w:r>
           </w:p>
         </w:tc>
@@ -9885,7 +9885,7 @@
                 <w:color w:val="333333"/>
                 <w:sz w:val="18"/>
               </w:rPr>
-              <w:t xml:space="preserve">Options écartées sans cellule d'exécution ; pas de fichier de dépendances</w:t>
+              <w:t xml:space="preserve">Options écartées sans cellule d'exécution ; pas de fichier de dépendances</w:t>
             </w:r>
           </w:p>
         </w:tc>
@@ -9903,7 +9903,7 @@
                 <w:color w:val="333333"/>
                 <w:sz w:val="18"/>
               </w:rPr>
-              <w:t xml:space="preserve">Notebook complémentaire exécuté (Local Outlier Factor, importances globales) ; requirements.txt et README dans le dépôt</w:t>
+              <w:t xml:space="preserve">Notebook complémentaire exécuté (Local Outlier Factor, importances globales) ; requirements.txt et README dans le dépôt</w:t>
             </w:r>
           </w:p>
         </w:tc>
@@ -9944,7 +9944,7 @@
                 <w:color w:val="333333"/>
                 <w:sz w:val="18"/>
               </w:rPr>
-              <w:t xml:space="preserve">Défauts bureautiques : numérotation, sommaires, structure de fichier, copies nommées 062026</w:t>
+              <w:t xml:space="preserve">Défauts bureautiques : numérotation, sommaires, structure de fichier, copies nommées 062026</w:t>
             </w:r>
           </w:p>
         </w:tc>
@@ -9962,7 +9962,7 @@
                 <w:color w:val="333333"/>
                 <w:sz w:val="18"/>
               </w:rPr>
-              <w:t xml:space="preserve">Corrigés ; sommaires actualisés dans le PDF ; copies embarquées en 092026</w:t>
+              <w:t xml:space="preserve">Corrigés ; sommaires actualisés dans le PDF ; copies embarquées en 092026</w:t>
             </w:r>
           </w:p>
         </w:tc>
@@ -10110,7 +10110,7 @@
           <w:color w:val="333333"/>
           <w:sz w:val="21"/>
         </w:rPr>
-        <w:t xml:space="preserve"> Vingt-sept fichiers Word validés ; dates, versions et pagination cohérentes ; 565 liens internes et ancres des quatre portfolios vérifiés sans manquant ; 28 pages et thèmes sans défaut de contraste ; copies embarquées et dossier de dépôt identiques aux originaux (sommes de contrôle) ; dix dépôts GitHub poussés.</w:t>
+        <w:t xml:space="preserve"> Vingt-sept fichiers Word validés ; dates, versions et pagination cohérentes ; 565 liens internes et ancres des quatre portfolios vérifiés sans manquant ; 28 pages et thèmes sans défaut de contraste ; copies embarquées et dossier de dépôt identiques aux originaux (sommes de contrôle) ; dix dépôts GitHub poussés.</w:t>
       </w:r>
     </w:p>
     <w:p>
@@ -10132,7 +10132,7 @@
           <w:color w:val="333333"/>
           <w:sz w:val="21"/>
         </w:rPr>
-        <w:t xml:space="preserve"> Le dossier répond aux seize indicateurs et aux huit objectifs pédagogiques avec, pour chacun, une preuve de la nature attendue par la grille. Le bilan passe à quarante écarts en quatre passages, tous corrigés : vingt-neuf sur le fond et les chiffres, onze sur la forme. Règle confirmée : relire le dossier contre le texte de l'énoncé, en plus de ma liste de contrôle.</w:t>
+        <w:t xml:space="preserve"> Le dossier répond aux seize indicateurs et aux huit objectifs pédagogiques avec, pour chacun, une preuve de la nature attendue par la grille. Le bilan passe à quarante écarts en quatre passages, tous corrigés : vingt-neuf sur le fond et les chiffres, onze sur la forme. Règle confirmée : relire le dossier contre le texte de l'énoncé, en plus de ma liste de contrôle.</w:t>
       </w:r>
     </w:p>
     <w:sectPr>
@@ -10426,7 +10426,7 @@
         <w:rFonts w:asciiTheme="minorHAnsi" w:eastAsiaTheme="minorEastAsia" w:hAnsiTheme="minorHAnsi" w:cstheme="minorBidi"/>
         <w:sz w:val="22"/>
         <w:szCs w:val="22"/>
-        <w:lang w:val="en-US" w:eastAsia="en-US" w:bidi="ar-SA"/>
+        <w:lang w:val="fr-FR" w:eastAsia="en-US" w:bidi="ar-SA"/>
       </w:rPr>
     </w:rPrDefault>
     <w:pPrDefault>

--- a/livrables/Lippens_Charles_2_audit_qualite_092026.docx
+++ b/livrables/Lippens_Charles_2_audit_qualite_092026.docx
@@ -219,19 +219,1063 @@
       </w:r>
     </w:p>
     <w:p>
+      <w:pPr>
+        <w:tabs>
+          <w:tab w:val="right" w:leader="dot" w:pos="9298"/>
+        </w:tabs>
+        <w:spacing w:after="40"/>
+        <w:ind w:left="0"/>
+      </w:pPr>
       <w:r>
-        <w:fldChar w:fldCharType="begin" w:dirty="true"/>
+        <w:fldChar w:fldCharType="begin"/>
+      </w:r>
+      <w:r>
         <w:instrText xml:space="preserve">TOC \o "1-3" \h \z \u</w:instrText>
+      </w:r>
+      <w:r>
         <w:fldChar w:fldCharType="separate"/>
       </w:r>
-      <w:r>
-        <w:rPr>
-          <w:i/>
-          <w:color w:val="64748B"/>
-          <w:sz w:val="18"/>
-        </w:rPr>
-        <w:t>Ouvrez le document dans Word puis appuyez sur F9 pour actualiser le sommaire.</w:t>
-      </w:r>
+      <w:hyperlink w:anchor="_TocP130001" w:history="1">
+        <w:r>
+          <w:rPr>
+            <w:rFonts w:ascii="Calibri" w:hAnsi="Calibri"/>
+            <w:color w:val="1F2937"/>
+            <w:sz w:val="21"/>
+          </w:rPr>
+          <w:t xml:space="preserve">1. Objet et méthode de l'audit</w:t>
+        </w:r>
+        <w:r>
+          <w:rPr>
+            <w:rFonts w:ascii="Calibri" w:hAnsi="Calibri"/>
+            <w:color w:val="1F2937"/>
+            <w:sz w:val="21"/>
+          </w:rPr>
+          <w:tab/>
+        </w:r>
+        <w:r>
+          <w:rPr>
+            <w:rFonts w:ascii="Calibri" w:hAnsi="Calibri"/>
+            <w:color w:val="1F2937"/>
+            <w:sz w:val="21"/>
+          </w:rPr>
+          <w:t>3</w:t>
+        </w:r>
+      </w:hyperlink>
+    </w:p>
+    <w:p>
+      <w:pPr>
+        <w:tabs>
+          <w:tab w:val="right" w:leader="dot" w:pos="9298"/>
+        </w:tabs>
+        <w:spacing w:after="40"/>
+        <w:ind w:left="340"/>
+      </w:pPr>
+      <w:hyperlink w:anchor="_TocP130002" w:history="1">
+        <w:r>
+          <w:rPr>
+            <w:rFonts w:ascii="Calibri" w:hAnsi="Calibri"/>
+            <w:color w:val="1F2937"/>
+            <w:sz w:val="21"/>
+          </w:rPr>
+          <w:t xml:space="preserve">1.1 Méthode retenue</w:t>
+        </w:r>
+        <w:r>
+          <w:rPr>
+            <w:rFonts w:ascii="Calibri" w:hAnsi="Calibri"/>
+            <w:color w:val="1F2937"/>
+            <w:sz w:val="21"/>
+          </w:rPr>
+          <w:tab/>
+        </w:r>
+        <w:r>
+          <w:rPr>
+            <w:rFonts w:ascii="Calibri" w:hAnsi="Calibri"/>
+            <w:color w:val="1F2937"/>
+            <w:sz w:val="21"/>
+          </w:rPr>
+          <w:t>3</w:t>
+        </w:r>
+      </w:hyperlink>
+    </w:p>
+    <w:p>
+      <w:pPr>
+        <w:tabs>
+          <w:tab w:val="right" w:leader="dot" w:pos="9298"/>
+        </w:tabs>
+        <w:spacing w:after="40"/>
+        <w:ind w:left="340"/>
+      </w:pPr>
+      <w:hyperlink w:anchor="_TocP130003" w:history="1">
+        <w:r>
+          <w:rPr>
+            <w:rFonts w:ascii="Calibri" w:hAnsi="Calibri"/>
+            <w:color w:val="1F2937"/>
+            <w:sz w:val="21"/>
+          </w:rPr>
+          <w:t xml:space="preserve">1.2 Échelle de statut employée</w:t>
+        </w:r>
+        <w:r>
+          <w:rPr>
+            <w:rFonts w:ascii="Calibri" w:hAnsi="Calibri"/>
+            <w:color w:val="1F2937"/>
+            <w:sz w:val="21"/>
+          </w:rPr>
+          <w:tab/>
+        </w:r>
+        <w:r>
+          <w:rPr>
+            <w:rFonts w:ascii="Calibri" w:hAnsi="Calibri"/>
+            <w:color w:val="1F2937"/>
+            <w:sz w:val="21"/>
+          </w:rPr>
+          <w:t>3</w:t>
+        </w:r>
+      </w:hyperlink>
+    </w:p>
+    <w:p>
+      <w:pPr>
+        <w:tabs>
+          <w:tab w:val="right" w:leader="dot" w:pos="9298"/>
+        </w:tabs>
+        <w:spacing w:after="40"/>
+        <w:ind w:left="0"/>
+      </w:pPr>
+      <w:hyperlink w:anchor="_TocP130004" w:history="1">
+        <w:r>
+          <w:rPr>
+            <w:rFonts w:ascii="Calibri" w:hAnsi="Calibri"/>
+            <w:color w:val="1F2937"/>
+            <w:sz w:val="21"/>
+          </w:rPr>
+          <w:t xml:space="preserve">2. Conformité aux livrables attendus</w:t>
+        </w:r>
+        <w:r>
+          <w:rPr>
+            <w:rFonts w:ascii="Calibri" w:hAnsi="Calibri"/>
+            <w:color w:val="1F2937"/>
+            <w:sz w:val="21"/>
+          </w:rPr>
+          <w:tab/>
+        </w:r>
+        <w:r>
+          <w:rPr>
+            <w:rFonts w:ascii="Calibri" w:hAnsi="Calibri"/>
+            <w:color w:val="1F2937"/>
+            <w:sz w:val="21"/>
+          </w:rPr>
+          <w:t>3</w:t>
+        </w:r>
+      </w:hyperlink>
+    </w:p>
+    <w:p>
+      <w:pPr>
+        <w:tabs>
+          <w:tab w:val="right" w:leader="dot" w:pos="9298"/>
+        </w:tabs>
+        <w:spacing w:after="40"/>
+        <w:ind w:left="0"/>
+      </w:pPr>
+      <w:hyperlink w:anchor="_TocP130005" w:history="1">
+        <w:r>
+          <w:rPr>
+            <w:rFonts w:ascii="Calibri" w:hAnsi="Calibri"/>
+            <w:color w:val="1F2937"/>
+            <w:sz w:val="21"/>
+          </w:rPr>
+          <w:t xml:space="preserve">3. Grille des indicateurs de qualité, renseignée et auditée</w:t>
+        </w:r>
+        <w:r>
+          <w:rPr>
+            <w:rFonts w:ascii="Calibri" w:hAnsi="Calibri"/>
+            <w:color w:val="1F2937"/>
+            <w:sz w:val="21"/>
+          </w:rPr>
+          <w:tab/>
+        </w:r>
+        <w:r>
+          <w:rPr>
+            <w:rFonts w:ascii="Calibri" w:hAnsi="Calibri"/>
+            <w:color w:val="1F2937"/>
+            <w:sz w:val="21"/>
+          </w:rPr>
+          <w:t>4</w:t>
+        </w:r>
+      </w:hyperlink>
+    </w:p>
+    <w:p>
+      <w:pPr>
+        <w:tabs>
+          <w:tab w:val="right" w:leader="dot" w:pos="9298"/>
+        </w:tabs>
+        <w:spacing w:after="40"/>
+        <w:ind w:left="340"/>
+      </w:pPr>
+      <w:hyperlink w:anchor="_TocP130006" w:history="1">
+        <w:r>
+          <w:rPr>
+            <w:rFonts w:ascii="Calibri" w:hAnsi="Calibri"/>
+            <w:color w:val="1F2937"/>
+            <w:sz w:val="21"/>
+          </w:rPr>
+          <w:t xml:space="preserve">3.1 Veille technologique et méthodologique</w:t>
+        </w:r>
+        <w:r>
+          <w:rPr>
+            <w:rFonts w:ascii="Calibri" w:hAnsi="Calibri"/>
+            <w:color w:val="1F2937"/>
+            <w:sz w:val="21"/>
+          </w:rPr>
+          <w:tab/>
+        </w:r>
+        <w:r>
+          <w:rPr>
+            <w:rFonts w:ascii="Calibri" w:hAnsi="Calibri"/>
+            <w:color w:val="1F2937"/>
+            <w:sz w:val="21"/>
+          </w:rPr>
+          <w:t>4</w:t>
+        </w:r>
+      </w:hyperlink>
+    </w:p>
+    <w:p>
+      <w:pPr>
+        <w:tabs>
+          <w:tab w:val="right" w:leader="dot" w:pos="9298"/>
+        </w:tabs>
+        <w:spacing w:after="40"/>
+        <w:ind w:left="340"/>
+      </w:pPr>
+      <w:hyperlink w:anchor="_TocP130007" w:history="1">
+        <w:r>
+          <w:rPr>
+            <w:rFonts w:ascii="Calibri" w:hAnsi="Calibri"/>
+            <w:color w:val="1F2937"/>
+            <w:sz w:val="21"/>
+          </w:rPr>
+          <w:t xml:space="preserve">3.2 Identification du besoin métier</w:t>
+        </w:r>
+        <w:r>
+          <w:rPr>
+            <w:rFonts w:ascii="Calibri" w:hAnsi="Calibri"/>
+            <w:color w:val="1F2937"/>
+            <w:sz w:val="21"/>
+          </w:rPr>
+          <w:tab/>
+        </w:r>
+        <w:r>
+          <w:rPr>
+            <w:rFonts w:ascii="Calibri" w:hAnsi="Calibri"/>
+            <w:color w:val="1F2937"/>
+            <w:sz w:val="21"/>
+          </w:rPr>
+          <w:t>5</w:t>
+        </w:r>
+      </w:hyperlink>
+    </w:p>
+    <w:p>
+      <w:pPr>
+        <w:tabs>
+          <w:tab w:val="right" w:leader="dot" w:pos="9298"/>
+        </w:tabs>
+        <w:spacing w:after="40"/>
+        <w:ind w:left="340"/>
+      </w:pPr>
+      <w:hyperlink w:anchor="_TocP130008" w:history="1">
+        <w:r>
+          <w:rPr>
+            <w:rFonts w:ascii="Calibri" w:hAnsi="Calibri"/>
+            <w:color w:val="1F2937"/>
+            <w:sz w:val="21"/>
+          </w:rPr>
+          <w:t xml:space="preserve">3.3 Formalisation du cahier des charges fonctionnel</w:t>
+        </w:r>
+        <w:r>
+          <w:rPr>
+            <w:rFonts w:ascii="Calibri" w:hAnsi="Calibri"/>
+            <w:color w:val="1F2937"/>
+            <w:sz w:val="21"/>
+          </w:rPr>
+          <w:tab/>
+        </w:r>
+        <w:r>
+          <w:rPr>
+            <w:rFonts w:ascii="Calibri" w:hAnsi="Calibri"/>
+            <w:color w:val="1F2937"/>
+            <w:sz w:val="21"/>
+          </w:rPr>
+          <w:t>5</w:t>
+        </w:r>
+      </w:hyperlink>
+    </w:p>
+    <w:p>
+      <w:pPr>
+        <w:tabs>
+          <w:tab w:val="right" w:leader="dot" w:pos="9298"/>
+        </w:tabs>
+        <w:spacing w:after="40"/>
+        <w:ind w:left="340"/>
+      </w:pPr>
+      <w:hyperlink w:anchor="_TocP130009" w:history="1">
+        <w:r>
+          <w:rPr>
+            <w:rFonts w:ascii="Calibri" w:hAnsi="Calibri"/>
+            <w:color w:val="1F2937"/>
+            <w:sz w:val="21"/>
+          </w:rPr>
+          <w:t xml:space="preserve">3.4 Objectifs pédagogiques du projet</w:t>
+        </w:r>
+        <w:r>
+          <w:rPr>
+            <w:rFonts w:ascii="Calibri" w:hAnsi="Calibri"/>
+            <w:color w:val="1F2937"/>
+            <w:sz w:val="21"/>
+          </w:rPr>
+          <w:tab/>
+        </w:r>
+        <w:r>
+          <w:rPr>
+            <w:rFonts w:ascii="Calibri" w:hAnsi="Calibri"/>
+            <w:color w:val="1F2937"/>
+            <w:sz w:val="21"/>
+          </w:rPr>
+          <w:t>6</w:t>
+        </w:r>
+      </w:hyperlink>
+    </w:p>
+    <w:p>
+      <w:pPr>
+        <w:tabs>
+          <w:tab w:val="right" w:leader="dot" w:pos="9298"/>
+        </w:tabs>
+        <w:spacing w:after="40"/>
+        <w:ind w:left="0"/>
+      </w:pPr>
+      <w:hyperlink w:anchor="_TocP130010" w:history="1">
+        <w:r>
+          <w:rPr>
+            <w:rFonts w:ascii="Calibri" w:hAnsi="Calibri"/>
+            <w:color w:val="1F2937"/>
+            <w:sz w:val="21"/>
+          </w:rPr>
+          <w:t xml:space="preserve">4. Contrôle des chiffres publiés</w:t>
+        </w:r>
+        <w:r>
+          <w:rPr>
+            <w:rFonts w:ascii="Calibri" w:hAnsi="Calibri"/>
+            <w:color w:val="1F2937"/>
+            <w:sz w:val="21"/>
+          </w:rPr>
+          <w:tab/>
+        </w:r>
+        <w:r>
+          <w:rPr>
+            <w:rFonts w:ascii="Calibri" w:hAnsi="Calibri"/>
+            <w:color w:val="1F2937"/>
+            <w:sz w:val="21"/>
+          </w:rPr>
+          <w:t>7</w:t>
+        </w:r>
+      </w:hyperlink>
+    </w:p>
+    <w:p>
+      <w:pPr>
+        <w:tabs>
+          <w:tab w:val="right" w:leader="dot" w:pos="9298"/>
+        </w:tabs>
+        <w:spacing w:after="40"/>
+        <w:ind w:left="340"/>
+      </w:pPr>
+      <w:hyperlink w:anchor="_TocP130011" w:history="1">
+        <w:r>
+          <w:rPr>
+            <w:rFonts w:ascii="Calibri" w:hAnsi="Calibri"/>
+            <w:color w:val="1F2937"/>
+            <w:sz w:val="21"/>
+          </w:rPr>
+          <w:t xml:space="preserve">4.1 Résultats déterministes, confirmés à l'identique</w:t>
+        </w:r>
+        <w:r>
+          <w:rPr>
+            <w:rFonts w:ascii="Calibri" w:hAnsi="Calibri"/>
+            <w:color w:val="1F2937"/>
+            <w:sz w:val="21"/>
+          </w:rPr>
+          <w:tab/>
+        </w:r>
+        <w:r>
+          <w:rPr>
+            <w:rFonts w:ascii="Calibri" w:hAnsi="Calibri"/>
+            <w:color w:val="1F2937"/>
+            <w:sz w:val="21"/>
+          </w:rPr>
+          <w:t>7</w:t>
+        </w:r>
+      </w:hyperlink>
+    </w:p>
+    <w:p>
+      <w:pPr>
+        <w:tabs>
+          <w:tab w:val="right" w:leader="dot" w:pos="9298"/>
+        </w:tabs>
+        <w:spacing w:after="40"/>
+        <w:ind w:left="340"/>
+      </w:pPr>
+      <w:hyperlink w:anchor="_TocP130012" w:history="1">
+        <w:r>
+          <w:rPr>
+            <w:rFonts w:ascii="Calibri" w:hAnsi="Calibri"/>
+            <w:color w:val="1F2937"/>
+            <w:sz w:val="21"/>
+          </w:rPr>
+          <w:t xml:space="preserve">4.2 Écarts relevés et corrigés</w:t>
+        </w:r>
+        <w:r>
+          <w:rPr>
+            <w:rFonts w:ascii="Calibri" w:hAnsi="Calibri"/>
+            <w:color w:val="1F2937"/>
+            <w:sz w:val="21"/>
+          </w:rPr>
+          <w:tab/>
+        </w:r>
+        <w:r>
+          <w:rPr>
+            <w:rFonts w:ascii="Calibri" w:hAnsi="Calibri"/>
+            <w:color w:val="1F2937"/>
+            <w:sz w:val="21"/>
+          </w:rPr>
+          <w:t>7</w:t>
+        </w:r>
+      </w:hyperlink>
+    </w:p>
+    <w:p>
+      <w:pPr>
+        <w:tabs>
+          <w:tab w:val="right" w:leader="dot" w:pos="9298"/>
+        </w:tabs>
+        <w:spacing w:after="40"/>
+        <w:ind w:left="680"/>
+      </w:pPr>
+      <w:hyperlink w:anchor="_TocP130013" w:history="1">
+        <w:r>
+          <w:rPr>
+            <w:rFonts w:ascii="Calibri" w:hAnsi="Calibri"/>
+            <w:color w:val="1F2937"/>
+            <w:sz w:val="21"/>
+          </w:rPr>
+          <w:t xml:space="preserve">Écart 1 : facteur d'accélération des moteurs alternatifs</w:t>
+        </w:r>
+        <w:r>
+          <w:rPr>
+            <w:rFonts w:ascii="Calibri" w:hAnsi="Calibri"/>
+            <w:color w:val="1F2937"/>
+            <w:sz w:val="21"/>
+          </w:rPr>
+          <w:tab/>
+        </w:r>
+        <w:r>
+          <w:rPr>
+            <w:rFonts w:ascii="Calibri" w:hAnsi="Calibri"/>
+            <w:color w:val="1F2937"/>
+            <w:sz w:val="21"/>
+          </w:rPr>
+          <w:t>7</w:t>
+        </w:r>
+      </w:hyperlink>
+    </w:p>
+    <w:p>
+      <w:pPr>
+        <w:tabs>
+          <w:tab w:val="right" w:leader="dot" w:pos="9298"/>
+        </w:tabs>
+        <w:spacing w:after="40"/>
+        <w:ind w:left="680"/>
+      </w:pPr>
+      <w:hyperlink w:anchor="_TocP130014" w:history="1">
+        <w:r>
+          <w:rPr>
+            <w:rFonts w:ascii="Calibri" w:hAnsi="Calibri"/>
+            <w:color w:val="1F2937"/>
+            <w:sz w:val="21"/>
+          </w:rPr>
+          <w:t xml:space="preserve">Écart 2 : composition de la liste des critères de comparaison</w:t>
+        </w:r>
+        <w:r>
+          <w:rPr>
+            <w:rFonts w:ascii="Calibri" w:hAnsi="Calibri"/>
+            <w:color w:val="1F2937"/>
+            <w:sz w:val="21"/>
+          </w:rPr>
+          <w:tab/>
+        </w:r>
+        <w:r>
+          <w:rPr>
+            <w:rFonts w:ascii="Calibri" w:hAnsi="Calibri"/>
+            <w:color w:val="1F2937"/>
+            <w:sz w:val="21"/>
+          </w:rPr>
+          <w:t>8</w:t>
+        </w:r>
+      </w:hyperlink>
+    </w:p>
+    <w:p>
+      <w:pPr>
+        <w:tabs>
+          <w:tab w:val="right" w:leader="dot" w:pos="9298"/>
+        </w:tabs>
+        <w:spacing w:after="40"/>
+        <w:ind w:left="680"/>
+      </w:pPr>
+      <w:hyperlink w:anchor="_TocP130015" w:history="1">
+        <w:r>
+          <w:rPr>
+            <w:rFonts w:ascii="Calibri" w:hAnsi="Calibri"/>
+            <w:color w:val="1F2937"/>
+            <w:sz w:val="21"/>
+          </w:rPr>
+          <w:t xml:space="preserve">Écart 3 : numérotation des jalons</w:t>
+        </w:r>
+        <w:r>
+          <w:rPr>
+            <w:rFonts w:ascii="Calibri" w:hAnsi="Calibri"/>
+            <w:color w:val="1F2937"/>
+            <w:sz w:val="21"/>
+          </w:rPr>
+          <w:tab/>
+        </w:r>
+        <w:r>
+          <w:rPr>
+            <w:rFonts w:ascii="Calibri" w:hAnsi="Calibri"/>
+            <w:color w:val="1F2937"/>
+            <w:sz w:val="21"/>
+          </w:rPr>
+          <w:t>8</w:t>
+        </w:r>
+      </w:hyperlink>
+    </w:p>
+    <w:p>
+      <w:pPr>
+        <w:tabs>
+          <w:tab w:val="right" w:leader="dot" w:pos="9298"/>
+        </w:tabs>
+        <w:spacing w:after="40"/>
+        <w:ind w:left="680"/>
+      </w:pPr>
+      <w:hyperlink w:anchor="_TocP130016" w:history="1">
+        <w:r>
+          <w:rPr>
+            <w:rFonts w:ascii="Calibri" w:hAnsi="Calibri"/>
+            <w:color w:val="1F2937"/>
+            <w:sz w:val="21"/>
+          </w:rPr>
+          <w:t xml:space="preserve">Écart 4 : base de calcul de la concentration du chiffre d'affaires</w:t>
+        </w:r>
+        <w:r>
+          <w:rPr>
+            <w:rFonts w:ascii="Calibri" w:hAnsi="Calibri"/>
+            <w:color w:val="1F2937"/>
+            <w:sz w:val="21"/>
+          </w:rPr>
+          <w:tab/>
+        </w:r>
+        <w:r>
+          <w:rPr>
+            <w:rFonts w:ascii="Calibri" w:hAnsi="Calibri"/>
+            <w:color w:val="1F2937"/>
+            <w:sz w:val="21"/>
+          </w:rPr>
+          <w:t>9</w:t>
+        </w:r>
+      </w:hyperlink>
+    </w:p>
+    <w:p>
+      <w:pPr>
+        <w:tabs>
+          <w:tab w:val="right" w:leader="dot" w:pos="9298"/>
+        </w:tabs>
+        <w:spacing w:after="40"/>
+        <w:ind w:left="680"/>
+      </w:pPr>
+      <w:hyperlink w:anchor="_TocP130017" w:history="1">
+        <w:r>
+          <w:rPr>
+            <w:rFonts w:ascii="Calibri" w:hAnsi="Calibri"/>
+            <w:color w:val="1F2937"/>
+            <w:sz w:val="21"/>
+          </w:rPr>
+          <w:t xml:space="preserve">Écart 5 : lisibilité du rapport de contrôle qualité dans le notebook</w:t>
+        </w:r>
+        <w:r>
+          <w:rPr>
+            <w:rFonts w:ascii="Calibri" w:hAnsi="Calibri"/>
+            <w:color w:val="1F2937"/>
+            <w:sz w:val="21"/>
+          </w:rPr>
+          <w:tab/>
+        </w:r>
+        <w:r>
+          <w:rPr>
+            <w:rFonts w:ascii="Calibri" w:hAnsi="Calibri"/>
+            <w:color w:val="1F2937"/>
+            <w:sz w:val="21"/>
+          </w:rPr>
+          <w:t>9</w:t>
+        </w:r>
+      </w:hyperlink>
+    </w:p>
+    <w:p>
+      <w:pPr>
+        <w:tabs>
+          <w:tab w:val="right" w:leader="dot" w:pos="9298"/>
+        </w:tabs>
+        <w:spacing w:after="40"/>
+        <w:ind w:left="680"/>
+      </w:pPr>
+      <w:hyperlink w:anchor="_TocP130018" w:history="1">
+        <w:r>
+          <w:rPr>
+            <w:rFonts w:ascii="Calibri" w:hAnsi="Calibri"/>
+            <w:color w:val="1F2937"/>
+            <w:sz w:val="21"/>
+          </w:rPr>
+          <w:t xml:space="preserve">Écarts 6 à 11 : corrections rédactionnelles et de complétude</w:t>
+        </w:r>
+        <w:r>
+          <w:rPr>
+            <w:rFonts w:ascii="Calibri" w:hAnsi="Calibri"/>
+            <w:color w:val="1F2937"/>
+            <w:sz w:val="21"/>
+          </w:rPr>
+          <w:tab/>
+        </w:r>
+        <w:r>
+          <w:rPr>
+            <w:rFonts w:ascii="Calibri" w:hAnsi="Calibri"/>
+            <w:color w:val="1F2937"/>
+            <w:sz w:val="21"/>
+          </w:rPr>
+          <w:t>9</w:t>
+        </w:r>
+      </w:hyperlink>
+    </w:p>
+    <w:p>
+      <w:pPr>
+        <w:tabs>
+          <w:tab w:val="right" w:leader="dot" w:pos="9298"/>
+        </w:tabs>
+        <w:spacing w:after="40"/>
+        <w:ind w:left="0"/>
+      </w:pPr>
+      <w:hyperlink w:anchor="_TocP130019" w:history="1">
+        <w:r>
+          <w:rPr>
+            <w:rFonts w:ascii="Calibri" w:hAnsi="Calibri"/>
+            <w:color w:val="1F2937"/>
+            <w:sz w:val="21"/>
+          </w:rPr>
+          <w:t xml:space="preserve">5. Contrôle rédactionnel et accessibilité</w:t>
+        </w:r>
+        <w:r>
+          <w:rPr>
+            <w:rFonts w:ascii="Calibri" w:hAnsi="Calibri"/>
+            <w:color w:val="1F2937"/>
+            <w:sz w:val="21"/>
+          </w:rPr>
+          <w:tab/>
+        </w:r>
+        <w:r>
+          <w:rPr>
+            <w:rFonts w:ascii="Calibri" w:hAnsi="Calibri"/>
+            <w:color w:val="1F2937"/>
+            <w:sz w:val="21"/>
+          </w:rPr>
+          <w:t>9</w:t>
+        </w:r>
+      </w:hyperlink>
+    </w:p>
+    <w:p>
+      <w:pPr>
+        <w:tabs>
+          <w:tab w:val="right" w:leader="dot" w:pos="9298"/>
+        </w:tabs>
+        <w:spacing w:after="40"/>
+        <w:ind w:left="0"/>
+      </w:pPr>
+      <w:hyperlink w:anchor="_TocP130020" w:history="1">
+        <w:r>
+          <w:rPr>
+            <w:rFonts w:ascii="Calibri" w:hAnsi="Calibri"/>
+            <w:color w:val="1F2937"/>
+            <w:sz w:val="21"/>
+          </w:rPr>
+          <w:t xml:space="preserve">6. Risques résiduels et limites de cet audit</w:t>
+        </w:r>
+        <w:r>
+          <w:rPr>
+            <w:rFonts w:ascii="Calibri" w:hAnsi="Calibri"/>
+            <w:color w:val="1F2937"/>
+            <w:sz w:val="21"/>
+          </w:rPr>
+          <w:tab/>
+        </w:r>
+        <w:r>
+          <w:rPr>
+            <w:rFonts w:ascii="Calibri" w:hAnsi="Calibri"/>
+            <w:color w:val="1F2937"/>
+            <w:sz w:val="21"/>
+          </w:rPr>
+          <w:t>10</w:t>
+        </w:r>
+      </w:hyperlink>
+    </w:p>
+    <w:p>
+      <w:pPr>
+        <w:tabs>
+          <w:tab w:val="right" w:leader="dot" w:pos="9298"/>
+        </w:tabs>
+        <w:spacing w:after="40"/>
+        <w:ind w:left="0"/>
+      </w:pPr>
+      <w:hyperlink w:anchor="_TocP130021" w:history="1">
+        <w:r>
+          <w:rPr>
+            <w:rFonts w:ascii="Calibri" w:hAnsi="Calibri"/>
+            <w:color w:val="1F2937"/>
+            <w:sz w:val="21"/>
+          </w:rPr>
+          <w:t xml:space="preserve">7. Conclusion de l'audit</w:t>
+        </w:r>
+        <w:r>
+          <w:rPr>
+            <w:rFonts w:ascii="Calibri" w:hAnsi="Calibri"/>
+            <w:color w:val="1F2937"/>
+            <w:sz w:val="21"/>
+          </w:rPr>
+          <w:tab/>
+        </w:r>
+        <w:r>
+          <w:rPr>
+            <w:rFonts w:ascii="Calibri" w:hAnsi="Calibri"/>
+            <w:color w:val="1F2937"/>
+            <w:sz w:val="21"/>
+          </w:rPr>
+          <w:t>10</w:t>
+        </w:r>
+      </w:hyperlink>
+    </w:p>
+    <w:p>
+      <w:pPr>
+        <w:tabs>
+          <w:tab w:val="right" w:leader="dot" w:pos="9298"/>
+        </w:tabs>
+        <w:spacing w:after="40"/>
+        <w:ind w:left="0"/>
+      </w:pPr>
+      <w:hyperlink w:anchor="_TocP130022" w:history="1">
+        <w:r>
+          <w:rPr>
+            <w:rFonts w:ascii="Calibri" w:hAnsi="Calibri"/>
+            <w:color w:val="1F2937"/>
+            <w:sz w:val="21"/>
+          </w:rPr>
+          <w:t xml:space="preserve">8. Second passage d'audit, 4 août 2026</w:t>
+        </w:r>
+        <w:r>
+          <w:rPr>
+            <w:rFonts w:ascii="Calibri" w:hAnsi="Calibri"/>
+            <w:color w:val="1F2937"/>
+            <w:sz w:val="21"/>
+          </w:rPr>
+          <w:tab/>
+        </w:r>
+        <w:r>
+          <w:rPr>
+            <w:rFonts w:ascii="Calibri" w:hAnsi="Calibri"/>
+            <w:color w:val="1F2937"/>
+            <w:sz w:val="21"/>
+          </w:rPr>
+          <w:t>10</w:t>
+        </w:r>
+      </w:hyperlink>
+    </w:p>
+    <w:p>
+      <w:pPr>
+        <w:tabs>
+          <w:tab w:val="right" w:leader="dot" w:pos="9298"/>
+        </w:tabs>
+        <w:spacing w:after="40"/>
+        <w:ind w:left="340"/>
+      </w:pPr>
+      <w:hyperlink w:anchor="_TocP130023" w:history="1">
+        <w:r>
+          <w:rPr>
+            <w:rFonts w:ascii="Calibri" w:hAnsi="Calibri"/>
+            <w:color w:val="1F2937"/>
+            <w:sz w:val="21"/>
+          </w:rPr>
+          <w:t xml:space="preserve">8.1 Ce que la troisième réexécution confirme</w:t>
+        </w:r>
+        <w:r>
+          <w:rPr>
+            <w:rFonts w:ascii="Calibri" w:hAnsi="Calibri"/>
+            <w:color w:val="1F2937"/>
+            <w:sz w:val="21"/>
+          </w:rPr>
+          <w:tab/>
+        </w:r>
+        <w:r>
+          <w:rPr>
+            <w:rFonts w:ascii="Calibri" w:hAnsi="Calibri"/>
+            <w:color w:val="1F2937"/>
+            <w:sz w:val="21"/>
+          </w:rPr>
+          <w:t>10</w:t>
+        </w:r>
+      </w:hyperlink>
+    </w:p>
+    <w:p>
+      <w:pPr>
+        <w:tabs>
+          <w:tab w:val="right" w:leader="dot" w:pos="9298"/>
+        </w:tabs>
+        <w:spacing w:after="40"/>
+        <w:ind w:left="340"/>
+      </w:pPr>
+      <w:hyperlink w:anchor="_TocP130024" w:history="1">
+        <w:r>
+          <w:rPr>
+            <w:rFonts w:ascii="Calibri" w:hAnsi="Calibri"/>
+            <w:color w:val="1F2937"/>
+            <w:sz w:val="21"/>
+          </w:rPr>
+          <w:t xml:space="preserve">8.2 Écarts relevés et corrigés, numérotés à la suite du premier passage</w:t>
+        </w:r>
+        <w:r>
+          <w:rPr>
+            <w:rFonts w:ascii="Calibri" w:hAnsi="Calibri"/>
+            <w:color w:val="1F2937"/>
+            <w:sz w:val="21"/>
+          </w:rPr>
+          <w:tab/>
+        </w:r>
+        <w:r>
+          <w:rPr>
+            <w:rFonts w:ascii="Calibri" w:hAnsi="Calibri"/>
+            <w:color w:val="1F2937"/>
+            <w:sz w:val="21"/>
+          </w:rPr>
+          <w:t>11</w:t>
+        </w:r>
+      </w:hyperlink>
+    </w:p>
+    <w:p>
+      <w:pPr>
+        <w:tabs>
+          <w:tab w:val="right" w:leader="dot" w:pos="9298"/>
+        </w:tabs>
+        <w:spacing w:after="40"/>
+        <w:ind w:left="340"/>
+      </w:pPr>
+      <w:hyperlink w:anchor="_TocP130025" w:history="1">
+        <w:r>
+          <w:rPr>
+            <w:rFonts w:ascii="Calibri" w:hAnsi="Calibri"/>
+            <w:color w:val="1F2937"/>
+            <w:sz w:val="21"/>
+          </w:rPr>
+          <w:t xml:space="preserve">8.3 Autres vérifications sans écart</w:t>
+        </w:r>
+        <w:r>
+          <w:rPr>
+            <w:rFonts w:ascii="Calibri" w:hAnsi="Calibri"/>
+            <w:color w:val="1F2937"/>
+            <w:sz w:val="21"/>
+          </w:rPr>
+          <w:tab/>
+        </w:r>
+        <w:r>
+          <w:rPr>
+            <w:rFonts w:ascii="Calibri" w:hAnsi="Calibri"/>
+            <w:color w:val="1F2937"/>
+            <w:sz w:val="21"/>
+          </w:rPr>
+          <w:t>12</w:t>
+        </w:r>
+      </w:hyperlink>
+    </w:p>
+    <w:p>
+      <w:pPr>
+        <w:tabs>
+          <w:tab w:val="right" w:leader="dot" w:pos="9298"/>
+        </w:tabs>
+        <w:spacing w:after="40"/>
+        <w:ind w:left="0"/>
+      </w:pPr>
+      <w:hyperlink w:anchor="_TocP130026" w:history="1">
+        <w:r>
+          <w:rPr>
+            <w:rFonts w:ascii="Calibri" w:hAnsi="Calibri"/>
+            <w:color w:val="1F2937"/>
+            <w:sz w:val="21"/>
+          </w:rPr>
+          <w:t xml:space="preserve">9. Troisième passage, 3 septembre 2026 : les portfolios et l'état réel du parcours</w:t>
+        </w:r>
+        <w:r>
+          <w:rPr>
+            <w:rFonts w:ascii="Calibri" w:hAnsi="Calibri"/>
+            <w:color w:val="1F2937"/>
+            <w:sz w:val="21"/>
+          </w:rPr>
+          <w:tab/>
+        </w:r>
+        <w:r>
+          <w:rPr>
+            <w:rFonts w:ascii="Calibri" w:hAnsi="Calibri"/>
+            <w:color w:val="1F2937"/>
+            <w:sz w:val="21"/>
+          </w:rPr>
+          <w:t>12</w:t>
+        </w:r>
+      </w:hyperlink>
+    </w:p>
+    <w:p>
+      <w:pPr>
+        <w:tabs>
+          <w:tab w:val="right" w:leader="dot" w:pos="9298"/>
+        </w:tabs>
+        <w:spacing w:after="40"/>
+        <w:ind w:left="340"/>
+      </w:pPr>
+      <w:hyperlink w:anchor="_TocP130027" w:history="1">
+        <w:r>
+          <w:rPr>
+            <w:rFonts w:ascii="Calibri" w:hAnsi="Calibri"/>
+            <w:color w:val="1F2937"/>
+            <w:sz w:val="21"/>
+          </w:rPr>
+          <w:t xml:space="preserve">9.1 Écarts relevés et corrigés, numérotés à la suite des précédents</w:t>
+        </w:r>
+        <w:r>
+          <w:rPr>
+            <w:rFonts w:ascii="Calibri" w:hAnsi="Calibri"/>
+            <w:color w:val="1F2937"/>
+            <w:sz w:val="21"/>
+          </w:rPr>
+          <w:tab/>
+        </w:r>
+        <w:r>
+          <w:rPr>
+            <w:rFonts w:ascii="Calibri" w:hAnsi="Calibri"/>
+            <w:color w:val="1F2937"/>
+            <w:sz w:val="21"/>
+          </w:rPr>
+          <w:t>13</w:t>
+        </w:r>
+      </w:hyperlink>
+    </w:p>
+    <w:p>
+      <w:pPr>
+        <w:tabs>
+          <w:tab w:val="right" w:leader="dot" w:pos="9298"/>
+        </w:tabs>
+        <w:spacing w:after="40"/>
+        <w:ind w:left="340"/>
+      </w:pPr>
+      <w:hyperlink w:anchor="_TocP130028" w:history="1">
+        <w:r>
+          <w:rPr>
+            <w:rFonts w:ascii="Calibri" w:hAnsi="Calibri"/>
+            <w:color w:val="1F2937"/>
+            <w:sz w:val="21"/>
+          </w:rPr>
+          <w:t xml:space="preserve">9.2 Vérifications rejouées</w:t>
+        </w:r>
+        <w:r>
+          <w:rPr>
+            <w:rFonts w:ascii="Calibri" w:hAnsi="Calibri"/>
+            <w:color w:val="1F2937"/>
+            <w:sz w:val="21"/>
+          </w:rPr>
+          <w:tab/>
+        </w:r>
+        <w:r>
+          <w:rPr>
+            <w:rFonts w:ascii="Calibri" w:hAnsi="Calibri"/>
+            <w:color w:val="1F2937"/>
+            <w:sz w:val="21"/>
+          </w:rPr>
+          <w:t>13</w:t>
+        </w:r>
+      </w:hyperlink>
+    </w:p>
+    <w:p>
+      <w:pPr>
+        <w:tabs>
+          <w:tab w:val="right" w:leader="dot" w:pos="9298"/>
+        </w:tabs>
+        <w:spacing w:after="40"/>
+        <w:ind w:left="0"/>
+      </w:pPr>
+      <w:hyperlink w:anchor="_TocP130029" w:history="1">
+        <w:r>
+          <w:rPr>
+            <w:rFonts w:ascii="Calibri" w:hAnsi="Calibri"/>
+            <w:color w:val="1F2937"/>
+            <w:sz w:val="21"/>
+          </w:rPr>
+          <w:t xml:space="preserve">10. Mise à jour du 17 septembre 2026, à la validation du projet 12</w:t>
+        </w:r>
+        <w:r>
+          <w:rPr>
+            <w:rFonts w:ascii="Calibri" w:hAnsi="Calibri"/>
+            <w:color w:val="1F2937"/>
+            <w:sz w:val="21"/>
+          </w:rPr>
+          <w:tab/>
+        </w:r>
+        <w:r>
+          <w:rPr>
+            <w:rFonts w:ascii="Calibri" w:hAnsi="Calibri"/>
+            <w:color w:val="1F2937"/>
+            <w:sz w:val="21"/>
+          </w:rPr>
+          <w:t>14</w:t>
+        </w:r>
+      </w:hyperlink>
+    </w:p>
+    <w:p>
+      <w:pPr>
+        <w:tabs>
+          <w:tab w:val="right" w:leader="dot" w:pos="9298"/>
+        </w:tabs>
+        <w:spacing w:after="40"/>
+        <w:ind w:left="0"/>
+      </w:pPr>
+      <w:hyperlink w:anchor="_TocP130030" w:history="1">
+        <w:r>
+          <w:rPr>
+            <w:rFonts w:ascii="Calibri" w:hAnsi="Calibri"/>
+            <w:color w:val="1F2937"/>
+            <w:sz w:val="21"/>
+          </w:rPr>
+          <w:t xml:space="preserve">11. Quatrième passage, 17 septembre 2026 : audit des attendus de l'énoncé mis à jour</w:t>
+        </w:r>
+        <w:r>
+          <w:rPr>
+            <w:rFonts w:ascii="Calibri" w:hAnsi="Calibri"/>
+            <w:color w:val="1F2937"/>
+            <w:sz w:val="21"/>
+          </w:rPr>
+          <w:tab/>
+        </w:r>
+        <w:r>
+          <w:rPr>
+            <w:rFonts w:ascii="Calibri" w:hAnsi="Calibri"/>
+            <w:color w:val="1F2937"/>
+            <w:sz w:val="21"/>
+          </w:rPr>
+          <w:t>14</w:t>
+        </w:r>
+      </w:hyperlink>
       <w:r>
         <w:fldChar w:fldCharType="end"/>
       </w:r>
@@ -245,9 +1289,11 @@
       <w:pPr>
         <w:pStyle w:val="Heading1"/>
       </w:pPr>
+      <w:bookmarkStart w:id="7001" w:name="_TocP130001"/>
       <w:r>
         <w:t>1. Objet et méthode de l'audit</w:t>
       </w:r>
+      <w:bookmarkEnd w:id="7001"/>
     </w:p>
     <w:p>
       <w:r>
@@ -277,9 +1323,11 @@
       <w:pPr>
         <w:pStyle w:val="Heading2"/>
       </w:pPr>
+      <w:bookmarkStart w:id="7002" w:name="_TocP130002"/>
       <w:r>
         <w:t>1.1 Méthode retenue</w:t>
       </w:r>
+      <w:bookmarkEnd w:id="7002"/>
     </w:p>
     <w:p>
       <w:pPr>
@@ -420,9 +1468,11 @@
       <w:pPr>
         <w:pStyle w:val="Heading2"/>
       </w:pPr>
+      <w:bookmarkStart w:id="7003" w:name="_TocP130003"/>
       <w:r>
         <w:t>1.2 Échelle de statut employée</w:t>
       </w:r>
+      <w:bookmarkEnd w:id="7003"/>
     </w:p>
     <w:tbl>
       <w:tblPr>
@@ -724,9 +1774,11 @@
       <w:pPr>
         <w:pStyle w:val="Heading1"/>
       </w:pPr>
+      <w:bookmarkStart w:id="7004" w:name="_TocP130004"/>
       <w:r>
         <w:t>2. Conformité aux livrables attendus</w:t>
       </w:r>
+      <w:bookmarkEnd w:id="7004"/>
     </w:p>
     <w:p>
       <w:r>
@@ -1070,9 +2122,11 @@
       <w:pPr>
         <w:pStyle w:val="Heading1"/>
       </w:pPr>
+      <w:bookmarkStart w:id="7005" w:name="_TocP130005"/>
       <w:r>
         <w:t>3. Grille des indicateurs de qualité, renseignée et auditée</w:t>
       </w:r>
+      <w:bookmarkEnd w:id="7005"/>
     </w:p>
     <w:p>
       <w:r>
@@ -1090,9 +2144,11 @@
       <w:pPr>
         <w:pStyle w:val="Heading2"/>
       </w:pPr>
+      <w:bookmarkStart w:id="7006" w:name="_TocP130006"/>
       <w:r>
         <w:t>3.1 Veille technologique et méthodologique</w:t>
       </w:r>
+      <w:bookmarkEnd w:id="7006"/>
     </w:p>
     <w:tbl>
       <w:tblPr>
@@ -1728,9 +2784,11 @@
       <w:pPr>
         <w:pStyle w:val="Heading2"/>
       </w:pPr>
+      <w:bookmarkStart w:id="7007" w:name="_TocP130007"/>
       <w:r>
         <w:t>3.2 Identification du besoin métier</w:t>
       </w:r>
+      <w:bookmarkEnd w:id="7007"/>
     </w:p>
     <w:tbl>
       <w:tblPr>
@@ -2100,9 +3158,11 @@
       <w:pPr>
         <w:pStyle w:val="Heading2"/>
       </w:pPr>
+      <w:bookmarkStart w:id="7008" w:name="_TocP130008"/>
       <w:r>
         <w:t xml:space="preserve">3.3 Formalisation du cahier des charges fonctionnel</w:t>
       </w:r>
+      <w:bookmarkEnd w:id="7008"/>
     </w:p>
     <w:p>
       <w:r>
@@ -2454,9 +3514,11 @@
       <w:pPr>
         <w:pStyle w:val="Heading2"/>
       </w:pPr>
+      <w:bookmarkStart w:id="7009" w:name="_TocP130009"/>
       <w:r>
         <w:t xml:space="preserve">3.4 Objectifs pédagogiques du projet</w:t>
       </w:r>
+      <w:bookmarkEnd w:id="7009"/>
     </w:p>
     <w:p>
       <w:r>
@@ -3104,9 +4166,11 @@
       <w:pPr>
         <w:pStyle w:val="Heading1"/>
       </w:pPr>
+      <w:bookmarkStart w:id="7010" w:name="_TocP130010"/>
       <w:r>
         <w:t>4. Contrôle des chiffres publiés</w:t>
       </w:r>
+      <w:bookmarkEnd w:id="7010"/>
     </w:p>
     <w:p>
       <w:r>
@@ -3124,9 +4188,11 @@
       <w:pPr>
         <w:pStyle w:val="Heading2"/>
       </w:pPr>
+      <w:bookmarkStart w:id="7011" w:name="_TocP130011"/>
       <w:r>
         <w:t>4.1 Résultats déterministes, confirmés à l'identique</w:t>
       </w:r>
+      <w:bookmarkEnd w:id="7011"/>
     </w:p>
     <w:tbl>
       <w:tblPr>
@@ -4469,17 +5535,21 @@
       <w:pPr>
         <w:pStyle w:val="Heading2"/>
       </w:pPr>
+      <w:bookmarkStart w:id="7012" w:name="_TocP130012"/>
       <w:r>
         <w:t>4.2 Écarts relevés et corrigés</w:t>
       </w:r>
+      <w:bookmarkEnd w:id="7012"/>
     </w:p>
     <w:p>
       <w:pPr>
         <w:pStyle w:val="Heading3"/>
       </w:pPr>
+      <w:bookmarkStart w:id="7013" w:name="_TocP130013"/>
       <w:r>
         <w:t>Écart 1 : facteur d'accélération des moteurs alternatifs</w:t>
       </w:r>
+      <w:bookmarkEnd w:id="7013"/>
     </w:p>
     <w:p>
       <w:r>
@@ -5006,9 +6076,11 @@
       <w:pPr>
         <w:pStyle w:val="Heading3"/>
       </w:pPr>
+      <w:bookmarkStart w:id="7014" w:name="_TocP130014"/>
       <w:r>
         <w:t>Écart 2 : composition de la liste des critères de comparaison</w:t>
       </w:r>
+      <w:bookmarkEnd w:id="7014"/>
     </w:p>
     <w:p>
       <w:r>
@@ -5553,9 +6625,11 @@
       <w:pPr>
         <w:pStyle w:val="Heading3"/>
       </w:pPr>
+      <w:bookmarkStart w:id="7015" w:name="_TocP130015"/>
       <w:r>
         <w:t>Écart 3 : numérotation des jalons</w:t>
       </w:r>
+      <w:bookmarkEnd w:id="7015"/>
     </w:p>
     <w:p>
       <w:r>
@@ -5573,9 +6647,11 @@
       <w:pPr>
         <w:pStyle w:val="Heading3"/>
       </w:pPr>
+      <w:bookmarkStart w:id="7016" w:name="_TocP130016"/>
       <w:r>
         <w:t>Écart 4 : base de calcul de la concentration du chiffre d'affaires</w:t>
       </w:r>
+      <w:bookmarkEnd w:id="7016"/>
     </w:p>
     <w:p>
       <w:r>
@@ -5593,9 +6669,11 @@
       <w:pPr>
         <w:pStyle w:val="Heading3"/>
       </w:pPr>
+      <w:bookmarkStart w:id="7017" w:name="_TocP130017"/>
       <w:r>
         <w:t>Écart 5 : lisibilité du rapport de contrôle qualité dans le notebook</w:t>
       </w:r>
+      <w:bookmarkEnd w:id="7017"/>
     </w:p>
     <w:p>
       <w:r>
@@ -5613,9 +6691,11 @@
       <w:pPr>
         <w:pStyle w:val="Heading3"/>
       </w:pPr>
+      <w:bookmarkStart w:id="7018" w:name="_TocP130018"/>
       <w:r>
         <w:t>Écarts 6 à 11 : corrections rédactionnelles et de complétude</w:t>
       </w:r>
+      <w:bookmarkEnd w:id="7018"/>
     </w:p>
     <w:tbl>
       <w:tblPr>
@@ -5974,9 +7054,11 @@
       <w:pPr>
         <w:pStyle w:val="Heading1"/>
       </w:pPr>
+      <w:bookmarkStart w:id="7019" w:name="_TocP130019"/>
       <w:r>
         <w:t>5. Contrôle rédactionnel et accessibilité</w:t>
       </w:r>
+      <w:bookmarkEnd w:id="7019"/>
     </w:p>
     <w:p>
       <w:r>
@@ -6491,9 +7573,11 @@
       <w:pPr>
         <w:pStyle w:val="Heading1"/>
       </w:pPr>
+      <w:bookmarkStart w:id="7020" w:name="_TocP130020"/>
       <w:r>
         <w:t>6. Risques résiduels et limites de cet audit</w:t>
       </w:r>
+      <w:bookmarkEnd w:id="7020"/>
     </w:p>
     <w:p>
       <w:r>
@@ -6582,9 +7666,11 @@
       <w:pPr>
         <w:pStyle w:val="Heading1"/>
       </w:pPr>
+      <w:bookmarkStart w:id="7021" w:name="_TocP130021"/>
       <w:r>
         <w:t>7. Conclusion de l'audit</w:t>
       </w:r>
+      <w:bookmarkEnd w:id="7021"/>
     </w:p>
     <w:p>
       <w:r>
@@ -6644,9 +7730,11 @@
       <w:pPr>
         <w:pStyle w:val="Heading1"/>
       </w:pPr>
+      <w:bookmarkStart w:id="7022" w:name="_TocP130022"/>
       <w:r>
         <w:t xml:space="preserve">8. Second passage d'audit, 4 août 2026</w:t>
       </w:r>
+      <w:bookmarkEnd w:id="7022"/>
     </w:p>
     <w:p>
       <w:r>
@@ -6664,9 +7752,11 @@
       <w:pPr>
         <w:pStyle w:val="Heading2"/>
       </w:pPr>
+      <w:bookmarkStart w:id="7023" w:name="_TocP130023"/>
       <w:r>
         <w:t xml:space="preserve">8.1 Ce que la troisième réexécution confirme</w:t>
       </w:r>
+      <w:bookmarkEnd w:id="7023"/>
     </w:p>
     <w:p>
       <w:r>
@@ -7454,9 +8544,11 @@
       <w:pPr>
         <w:pStyle w:val="Heading2"/>
       </w:pPr>
+      <w:bookmarkStart w:id="7024" w:name="_TocP130024"/>
       <w:r>
         <w:t xml:space="preserve">8.2 Écarts relevés et corrigés, numérotés à la suite du premier passage</w:t>
       </w:r>
+      <w:bookmarkEnd w:id="7024"/>
     </w:p>
     <w:tbl>
       <w:tblPr>
@@ -8032,9 +9124,11 @@
       <w:pPr>
         <w:pStyle w:val="Heading2"/>
       </w:pPr>
+      <w:bookmarkStart w:id="7025" w:name="_TocP130025"/>
       <w:r>
         <w:t xml:space="preserve">8.3 Autres vérifications sans écart</w:t>
       </w:r>
+      <w:bookmarkEnd w:id="7025"/>
     </w:p>
     <w:p>
       <w:pPr>
@@ -8138,9 +9232,11 @@
       <w:pPr>
         <w:pStyle w:val="Heading1"/>
       </w:pPr>
+      <w:bookmarkStart w:id="7026" w:name="_TocP130026"/>
       <w:r>
         <w:t xml:space="preserve">9. Troisième passage, 3 septembre 2026 : les portfolios et l'état réel du parcours</w:t>
       </w:r>
+      <w:bookmarkEnd w:id="7026"/>
     </w:p>
     <w:p>
       <w:r>
@@ -8158,9 +9254,11 @@
       <w:pPr>
         <w:pStyle w:val="Heading2"/>
       </w:pPr>
+      <w:bookmarkStart w:id="7027" w:name="_TocP130027"/>
       <w:r>
         <w:t xml:space="preserve">9.1 Écarts relevés et corrigés, numérotés à la suite des précédents</w:t>
       </w:r>
+      <w:bookmarkEnd w:id="7027"/>
     </w:p>
     <w:tbl>
       <w:tblPr>
@@ -8854,9 +9952,11 @@
       <w:pPr>
         <w:pStyle w:val="Heading2"/>
       </w:pPr>
+      <w:bookmarkStart w:id="7028" w:name="_TocP130028"/>
       <w:r>
         <w:t xml:space="preserve">9.2 Vérifications rejouées</w:t>
       </w:r>
+      <w:bookmarkEnd w:id="7028"/>
     </w:p>
     <w:p>
       <w:pPr>
@@ -8960,9 +10060,11 @@
       <w:pPr>
         <w:pStyle w:val="Heading1"/>
       </w:pPr>
+      <w:bookmarkStart w:id="7029" w:name="_TocP130029"/>
       <w:r>
         <w:t xml:space="preserve">10. Mise à jour du 17 septembre 2026, à la validation du projet 12</w:t>
       </w:r>
+      <w:bookmarkEnd w:id="7029"/>
     </w:p>
     <w:p>
       <w:r>
@@ -9124,7 +10226,7 @@
                 <w:color w:val="333333"/>
                 <w:sz w:val="18"/>
               </w:rPr>
-              <w:t xml:space="preserve">Projet 13 affiché en cours depuis septembre 2026 ; projet 14 présenté comme stage de Consultant Data / BI et Data Analyst chez S4R, à partir d'octobre 2026 pour environ deux mois</w:t>
+              <w:t xml:space="preserve">Projet 13 affiché en cours depuis septembre 2026 ; projet 14 présenté comme stage de Consultant Data / BI et Data Analyst chez S4R, du 19 octobre au 20 novembre 2026</w:t>
             </w:r>
           </w:p>
         </w:tc>
@@ -9328,9 +10430,11 @@
       <w:pPr>
         <w:pStyle w:val="Heading1"/>
       </w:pPr>
+      <w:bookmarkStart w:id="7030" w:name="_TocP130030"/>
       <w:r>
         <w:t xml:space="preserve">11. Quatrième passage, 17 septembre 2026 : audit des attendus de l'énoncé mis à jour</w:t>
       </w:r>
+      <w:bookmarkEnd w:id="7030"/>
     </w:p>
     <w:p>
       <w:r>

--- a/livrables/Lippens_Charles_2_audit_qualite_092026.docx
+++ b/livrables/Lippens_Charles_2_audit_qualite_092026.docx
@@ -176,7 +176,7 @@
           <w:color w:val="333333"/>
           <w:sz w:val="20"/>
         </w:rPr>
-        <w:t xml:space="preserve">1.9, mise à jour du 1er octobre 2026 (portfolio en ligne, jalon J4 réussi le 30 septembre, dépôt de la documentation, relecture des essais C et D en cours, typographie) ; 1.8, pagination du dépôt mise à jour (82 pages), le 25 septembre 2026 au matin, puis relecture finale du même jour (livrable 3, marge, cahier des charges, sources), et mise à jour du 28 septembre 2026 (performance datée, réexécutions des 25 et 28 septembre, portfolio retenu, pagination, texte allégé) ; 1.7, pagination du dépôt mise à jour (76 pages) et réexécution d'audit distinguée des exécutions conservées, le 25 septembre 2026 ; 1.6, quatrième passage du 17 septembre 2026 contre la grille des attendus (section 11) et preuves actualisées, rédigé le 18 septembre ; 1.5, grille portée à seize indicateurs ; 1.4, mise à jour du 17 septembre (section 10) ; 1.3, passages du 4 août et du 3 septembre 2026, vingt-neuf écarts</w:t>
+        <w:t xml:space="preserve">1.10, le 7 octobre 2026 : essais C et D relus et relancés, dépôt strict décrit en section 4 ; 1.9, mise à jour du 1er octobre 2026 (portfolio en ligne, jalon J4 réussi le 30 septembre, dépôt de la documentation, relecture des essais C et D en cours, typographie) ; 1.8, pagination du dépôt mise à jour (82 pages), le 25 septembre 2026 au matin, puis relecture finale du même jour (livrable 3, marge, cahier des charges, sources), et mise à jour du 28 septembre 2026 (performance datée, réexécutions des 25 et 28 septembre, portfolio retenu, pagination, texte allégé) ; 1.7, pagination du dépôt mise à jour (76 pages) et réexécution d'audit distinguée des exécutions conservées, le 25 septembre 2026 ; 1.6, quatrième passage du 17 septembre 2026 contre la grille des attendus (section 11) et preuves actualisées, rédigé le 18 septembre ; 1.5, grille portée à seize indicateurs ; 1.4, mise à jour du 17 septembre (section 10) ; 1.3, passages du 4 août et du 3 septembre 2026, vingt-neuf écarts</w:t>
       </w:r>
     </w:p>
     <w:p>
@@ -2110,7 +2110,7 @@
           <w:color w:val="333333"/>
           <w:sz w:val="20"/>
         </w:rPr>
-        <w:t xml:space="preserve"> Le dossier compressé doit être nommé Titre_du_projet_nom_prenom et les trois livrables suivre la forme Nom_Prenom_numéro_nom du livrable_mois et année de démarrage : projet ameliore, documentation, portfolio. Je dépose la documentation en deux PDF : 19 pages sous le nom de l'élément 2, Lippens_Charles_2_documentation_092026, et le dossier complet de 83 pages à côté, Lippens_Charles_2_documentation_dossier_complet_092026. Les sommaires sont actualisés avant l'export. La mini formation destinée aux métiers est un attendu du livrable 2. Elle occupe la section 7 du cahier des charges et fait l'objet d'un guide de prise en main distinct.</w:t>
+        <w:t xml:space="preserve"> Le dossier compressé doit être nommé Titre_du_projet_nom_prenom et les trois livrables suivre la forme Nom_Prenom_numéro_nom du livrable_mois et année de démarrage : projet ameliore, documentation, portfolio. Je dépose la documentation de 19 pages sous le nom de l'élément 2, Lippens_Charles_2_documentation_092026. Le dossier complet de 83 pages, Lippens_Charles_2_documentation_dossier_complet_092026, n'est pas déposé : il reste disponible sur demande (dépôt strict, décidé en séance 3 le 2 octobre). Les sommaires sont actualisés avant l'export. La mini formation destinée aux métiers est un attendu du livrable 2. Elle occupe la section 7 du cahier des charges et fait l'objet d'un guide de prise en main distinct.</w:t>
       </w:r>
     </w:p>
     <w:p>
@@ -4998,7 +4998,7 @@
                 <w:color w:val="333333"/>
                 <w:sz w:val="17"/>
               </w:rPr>
-              <w:t xml:space="preserve">Recalculée le 25 septembre par l'assistant dans un script séparé ; ma relecture est en cours</w:t>
+              <w:t xml:space="preserve">Recalculée le 25 septembre par l'assistant dans un script séparé ; relue et relancée par moi le 7 octobre</w:t>
             </w:r>
           </w:p>
         </w:tc>
@@ -7681,7 +7681,7 @@
           <w:color w:val="333333"/>
           <w:sz w:val="21"/>
         </w:rPr>
-        <w:t xml:space="preserve">Les seize indicateurs de la grille officielle (douze lors de ce premier passage, quatre ajoutés le 17 septembre 2026) sont couverts, chacun par une preuve localisable dans un document identifié. Les trois livrables sont produits et nommés conformément à la consigne ; le troisième, le portfolio, est en ligne depuis le 30 septembre 2026 et se dépose sous le nom Lippens_Charles_3_portfolio_092026, une page avec l'adresse du site. Les treize résultats déterministes du notebook ont été confirmés par une réexécution indépendante, puis retrouvés le 25 septembre sur mon poste, le 28 septembre dans un environnement neuf de l'assistant et le 30 septembre sur mon poste, dans un environnement neuf créé avec le seul requirements.txt (jalon J4). La marge, citée sans cellule de calcul, a été recalculée le 25 septembre par l'assistant (essai C) ; ma relecture est en cours.</w:t>
+        <w:t xml:space="preserve">Les seize indicateurs de la grille officielle (douze lors de ce premier passage, quatre ajoutés le 17 septembre 2026) sont couverts, chacun par une preuve localisable dans un document identifié. Les trois livrables sont produits et nommés conformément à la consigne ; le troisième, le portfolio, est en ligne depuis le 30 septembre 2026 et se dépose sous le nom Lippens_Charles_3_portfolio_092026, une page avec l'adresse du site. Les treize résultats déterministes du notebook ont été confirmés par une réexécution indépendante, puis retrouvés le 25 septembre sur mon poste, le 28 septembre dans un environnement neuf de l'assistant et le 30 septembre sur mon poste, dans un environnement neuf créé avec le seul requirements.txt (jalon J4). La marge, citée sans cellule de calcul, a été recalculée le 25 septembre par l'assistant (essai C), puis relue et relancée par moi le 7 octobre.</w:t>
       </w:r>
     </w:p>
     <w:p>

--- a/livrables/Lippens_Charles_2_audit_qualite_092026.docx
+++ b/livrables/Lippens_Charles_2_audit_qualite_092026.docx
@@ -10771,7 +10771,7 @@
                 <w:color w:val="333333"/>
                 <w:sz w:val="18"/>
               </w:rPr>
-              <w:t xml:space="preserve">Annexe A de la démarche et dossier journal_essais_IA : outil et modèle, dates, demandes (reconstituées et signalées), extraits, modifications manuelles</w:t>
+              <w:t xml:space="preserve">Annexe A de la démarche et dossier journal_essais_IA : outil, dates, demandes (reconstituées et signalées), extraits, modifications manuelles</w:t>
             </w:r>
           </w:p>
         </w:tc>

--- a/livrables/Lippens_Charles_2_audit_qualite_092026.docx
+++ b/livrables/Lippens_Charles_2_audit_qualite_092026.docx
@@ -146,7 +146,7 @@
           <w:color w:val="1F2937"/>
           <w:sz w:val="20"/>
         </w:rPr>
-        <w:t xml:space="preserve">Date de l'audit : </w:t>
+        <w:t xml:space="preserve">Date de l'audit : quatre passages, jusqu'au 17 septembre 2026</w:t>
       </w:r>
       <w:r>
         <w:rPr>
@@ -154,7 +154,7 @@
           <w:color w:val="333333"/>
           <w:sz w:val="20"/>
         </w:rPr>
-        <w:t>31 juillet 2026</w:t>
+        <w:t xml:space="preserve"/>
       </w:r>
     </w:p>
     <w:p>
@@ -176,7 +176,7 @@
           <w:color w:val="333333"/>
           <w:sz w:val="20"/>
         </w:rPr>
-        <w:t xml:space="preserve">1.10, le 7 octobre 2026 : essais C et D relus et relancés, dépôt strict décrit en section 4 ; 1.9, mise à jour du 1er octobre 2026 (portfolio en ligne, jalon J4 réussi le 30 septembre, dépôt de la documentation, relecture des essais C et D en cours, typographie) ; 1.8, pagination du dépôt mise à jour (82 pages), le 25 septembre 2026 au matin, puis relecture finale du même jour (livrable 3, marge, cahier des charges, sources), et mise à jour du 28 septembre 2026 (performance datée, réexécutions des 25 et 28 septembre, portfolio retenu, pagination, texte allégé) ; 1.7, pagination du dépôt mise à jour (76 pages) et réexécution d'audit distinguée des exécutions conservées, le 25 septembre 2026 ; 1.6, quatrième passage du 17 septembre 2026 contre la grille des attendus (section 11) et preuves actualisées, rédigé le 18 septembre ; 1.5, grille portée à seize indicateurs ; 1.4, mise à jour du 17 septembre (section 10) ; 1.3, passages du 4 août et du 3 septembre 2026, vingt-neuf écarts</w:t>
+        <w:t xml:space="preserve">1.10, le 7 octobre 2026 : essais C et D relus et relancés, dépôt strict décrit en section 4 ; 1.9, mise à jour du 1er octobre 2026 (portfolio en ligne, jalon J4 réussi le 30 septembre, dépôt de la documentation, relecture des essais C et D en cours, typographie) ; 1.8, pagination du dépôt mise à jour (82 pages), le 25 septembre 2026 au matin, puis relecture finale du même jour (livrable 3, marge, cahier des charges, sources), et mise à jour du 28 septembre 2026 (performance datée, réexécutions des 25 et 28 septembre, portfolio retenu, pagination, texte allégé) ; 1.7, pagination du dépôt mise à jour (76 pages) et réexécution d'audit distinguée des exécutions conservées, le 25 septembre 2026 ; 1.6, quatrième passage du 17 septembre 2026, au regard de la grille des attendus (section 11) et preuves actualisées, rédigé le 18 septembre ; 1.5, grille portée à seize indicateurs ; 1.4, mise à jour du 17 septembre (section 10) ; 1.3, deuxième passage, puis troisième le 3 septembre 2026, vingt-neuf écarts</w:t>
       </w:r>
     </w:p>
     <w:p>
@@ -191,7 +191,7 @@
           <w:color w:val="333333"/>
           <w:sz w:val="20"/>
         </w:rPr>
-        <w:t xml:space="preserve">Quatre passages, quarante écarts, tous corrigés. Le premier, sur la version du 26 juin 2026, a donné onze corrections, faites le 31 juillet. Trois portaient sur des chiffres publiés : facteur d'accélération, nombre de critères, base de la concentration (écarts 1, 2 et 4). Le deuxième, le 4 août, en a relevé huit, corrigés le jour même (section 8). Le troisième, le 3 septembre, dix, sur les portfolios (section 9). Le quatrième, le 17 septembre, onze de forme, contre la grille de l'énoncé (section 11).</w:t>
+        <w:t xml:space="preserve">Quatre passages, quarante écarts, tous corrigés. Le premier, sur la première ébauche, a donné onze corrections, faites dans la première version complète. Trois portaient sur des chiffres publiés : facteur d'accélération, nombre de critères, base de la concentration (écarts 1, 2 et 4). Le deuxième, avant la livraison, en a relevé huit, corrigés le jour même (section 8). Le troisième, le 3 septembre, dix, sur les portfolios (section 9). Le quatrième, le 17 septembre, onze de forme, au regard de la grille de l'énoncé (section 11).</w:t>
       </w:r>
     </w:p>
     <w:p>
@@ -977,7 +977,7 @@
             <w:color w:val="1F2937"/>
             <w:sz w:val="21"/>
           </w:rPr>
-          <w:t xml:space="preserve">8. Second passage d'audit, 4 août 2026</w:t>
+          <w:t xml:space="preserve">8. Second passage d'audit, avant la livraison</w:t>
         </w:r>
         <w:r>
           <w:rPr>
@@ -993,7 +993,7 @@
             <w:color w:val="1F2937"/>
             <w:sz w:val="21"/>
           </w:rPr>
-          <w:t>10</w:t>
+          <w:t xml:space="preserve">10</w:t>
         </w:r>
       </w:hyperlink>
     </w:p>
@@ -1343,7 +1343,7 @@
           <w:color w:val="333333"/>
           <w:sz w:val="21"/>
         </w:rPr>
-        <w:t>Relecture croisée des sept documents</w:t>
+        <w:t xml:space="preserve">Relecture croisée des sept volets de la documentation et du kit de soutenance</w:t>
       </w:r>
       <w:r>
         <w:rPr>
@@ -1353,7 +1353,7 @@
           <w:color w:val="333333"/>
           <w:sz w:val="21"/>
         </w:rPr>
-        <w:t xml:space="preserve"> de la documentation et du kit de soutenance, avec extraction automatique de tous les nombres cités et regroupement par indicateur.</w:t>
+        <w:t xml:space="preserve">, avec extraction automatique de tous les nombres cités et regroupement par indicateur.</w:t>
       </w:r>
     </w:p>
     <w:p>
@@ -1370,7 +1370,7 @@
           <w:color w:val="333333"/>
           <w:sz w:val="21"/>
         </w:rPr>
-        <w:t>Réexécution complète du notebook</w:t>
+        <w:t xml:space="preserve">Réexécution complète du notebook sur une machine différente de celle d'origine</w:t>
       </w:r>
       <w:r>
         <w:rPr>
@@ -1380,7 +1380,7 @@
           <w:color w:val="333333"/>
           <w:sz w:val="21"/>
         </w:rPr>
-        <w:t xml:space="preserve"> le 31 juillet 2026 sur une machine différente de celle d'origine, pour distinguer les résultats déterministes des résultats dépendants du matériel.</w:t>
+        <w:t xml:space="preserve">, pour distinguer les résultats déterministes des résultats dépendants du matériel.</w:t>
       </w:r>
     </w:p>
     <w:p>
@@ -1789,7 +1789,7 @@
           <w:color w:val="333333"/>
           <w:sz w:val="21"/>
         </w:rPr>
-        <w:t>Le projet attend trois livrables numérotés. Le tableau ci-dessous établit la correspondance avec les fichiers effectivement produits et vérifie la convention de nommage imposée, à savoir Nom_Prenom, numéro du livrable, nom du livrable, mois et année de démarrage.</w:t>
+        <w:t xml:space="preserve">Le projet attend trois livrables numérotés. Le tableau ci-dessous met chacun de ces livrables en regard du fichier réellement produit et vérifie la convention de nommage imposée : Nom_Prenom, numéro du livrable, nom du livrable, mois et année de démarrage.</w:t>
       </w:r>
     </w:p>
     <w:tbl>
@@ -1991,7 +1991,7 @@
                 <w:color w:val="333333"/>
                 <w:sz w:val="18"/>
               </w:rPr>
-              <w:t xml:space="preserve">Sept documents préfixés Lippens_Charles_2_ (veille, cahier des charges, gestion de projet, démarche et POC, guide de prise en main, synthèse globale, audit de conformité), réunis dans un dossier complet de 83 pages, joint à la documentation de 19 pages déposée comme élément 2</w:t>
+              <w:t xml:space="preserve">Sept documents préfixés Lippens_Charles_2_ (veille, cahier des charges, gestion de projet, démarche et POC, guide de prise en main, synthèse globale, audit de conformité), réunis dans un dossier complet de 83 pages, disponible sur demande, à côté de la documentation de 19 pages déposée comme élément 2</w:t>
             </w:r>
           </w:p>
         </w:tc>
@@ -2615,7 +2615,7 @@
                 <w:color w:val="333333"/>
                 <w:sz w:val="17"/>
               </w:rPr>
-              <w:t xml:space="preserve">Pandera répond au besoin de fiabilité exprimé par la direction ; Isolation Forest répond au besoin de détection avant restitution ; la justification part du besoin.</w:t>
+              <w:t xml:space="preserve">Pandera répond au besoin de fiabilité exprimé par la direction, Isolation Forest à celui de détection avant restitution : chaque choix part d'un besoin.</w:t>
             </w:r>
           </w:p>
         </w:tc>
@@ -3173,7 +3173,7 @@
           <w:color w:val="333333"/>
           <w:sz w:val="21"/>
         </w:rPr>
-        <w:t xml:space="preserve">Bloc ajouté le 17 septembre 2026. La grille officielle du projet mis à jour le 24 juin 2026 comporte quatre indicateurs propres au cahier des charges fonctionnel, en plus des huit de veille et des quatre d'identification du besoin.</w:t>
+        <w:t xml:space="preserve">Bloc ajouté le 17 septembre 2026. La grille officielle du projet, dans sa version en vigueur, comporte quatre indicateurs propres au cahier des charges fonctionnel, en plus des huit de veille et des quatre d'identification du besoin.</w:t>
       </w:r>
     </w:p>
     <w:tbl>
@@ -3529,7 +3529,7 @@
           <w:color w:val="333333"/>
           <w:sz w:val="21"/>
         </w:rPr>
-        <w:t>Au-delà de la grille, l'énoncé liste huit objectifs pédagogiques. Ils ne sont pas assortis d'indicateurs mais l'évaluateur s'en sert pour construire ses questions. Le tableau ci-dessous montre où chacun est démontré.</w:t>
+        <w:t xml:space="preserve">Au-delà de la grille, l'énoncé liste huit objectifs pédagogiques. Ils ne sont pas assortis d'indicateurs mais l'évaluateur s'en sert pour construire ses questions. Le tableau ci-dessous indique où chacun est démontré.</w:t>
       </w:r>
     </w:p>
     <w:tbl>
@@ -4018,7 +4018,7 @@
                 <w:color w:val="333333"/>
                 <w:sz w:val="17"/>
               </w:rPr>
-              <w:t>Corrigé le 31 juillet</w:t>
+              <w:t xml:space="preserve">Corrigé au premier passage</w:t>
             </w:r>
           </w:p>
         </w:tc>
@@ -4083,7 +4083,7 @@
                 <w:color w:val="333333"/>
                 <w:sz w:val="17"/>
               </w:rPr>
-              <w:t>Corrigé le 31 juillet</w:t>
+              <w:t xml:space="preserve">Corrigé au premier passage</w:t>
             </w:r>
           </w:p>
         </w:tc>
@@ -4151,7 +4151,7 @@
                 <w:color w:val="333333"/>
                 <w:sz w:val="17"/>
               </w:rPr>
-              <w:t>Corrigé le 31 juillet</w:t>
+              <w:t xml:space="preserve">Corrigé au premier passage</w:t>
             </w:r>
           </w:p>
         </w:tc>
@@ -4181,7 +4181,7 @@
           <w:color w:val="333333"/>
           <w:sz w:val="21"/>
         </w:rPr>
-        <w:t>Le notebook a été réexécuté intégralement le 31 juillet 2026, sur une machine différente de celle utilisée en juin, avec les mêmes fichiers sources et la même graine aléatoire. Cette double exécution sépare nettement ce qui est reproductible de ce qui dépend du matériel.</w:t>
+        <w:t xml:space="preserve">Le notebook a été réexécuté intégralement pour l'audit, sur une machine différente de celle de la première ébauche, avec les mêmes fichiers sources et la même graine aléatoire. Cette double exécution sépare nettement ce qui est reproductible de ce qui dépend du matériel.</w:t>
       </w:r>
     </w:p>
     <w:p>
@@ -5560,7 +5560,7 @@
           <w:color w:val="333333"/>
           <w:sz w:val="21"/>
         </w:rPr>
-        <w:t xml:space="preserve">La documentation de juin annonçait un facteur d'environ 4 pour Polars et d'environ 3 pour DuckDB sur un test à deux millions de lignes. Ces valeurs provenaient des benchmarks publiés par les éditeurs, reprises pendant la phase de veille, alors que le notebook mesurait un facteur 5,9 pour Polars et 3,7 pour DuckDB. La réexécution faite pour l'audit, sur une machine disposant de moins de cœurs, donne 3,8 pour Polars et 3,6 pour DuckDB ; sa sortie n'a pas été conservée. L'exécution conservée du 31 juillet donnait 3,5 et 2,9, celle du 4 août, livrée, 4,1 et 2,9.</w:t>
+        <w:t xml:space="preserve">La première ébauche de la documentation annonçait un facteur d'environ 4 pour Polars et d'environ 3 pour DuckDB sur un test à deux millions de lignes. Ces valeurs provenaient des benchmarks publiés par les éditeurs, reprises pendant la phase de veille, alors que le notebook mesurait un facteur 5,9 pour Polars et 3,7 pour DuckDB. La réexécution faite pour l'audit, sur une machine disposant de moins de cœurs, donne 3,8 pour Polars et 3,6 pour DuckDB ; sa sortie n'a pas été conservée. L'exécution conservée de la première version complète donnait 3,5 et 2,9, l'exécution livrée 4,1 et 2,9.</w:t>
       </w:r>
     </w:p>
     <w:tbl>
@@ -5696,7 +5696,7 @@
                 <w:color w:val="333333"/>
                 <w:sz w:val="17"/>
               </w:rPr>
-              <w:t>Volumétrie réelle, 825 lignes, poste de juin</w:t>
+              <w:t xml:space="preserve">Volumétrie réelle, 825 lignes, premier poste</w:t>
             </w:r>
           </w:p>
         </w:tc>
@@ -5782,7 +5782,7 @@
                 <w:color w:val="333333"/>
                 <w:sz w:val="17"/>
               </w:rPr>
-              <w:t>Volumétrie réelle, 825 lignes, réexécution d'audit de juillet</w:t>
+              <w:t xml:space="preserve">Volumétrie réelle, 825 lignes, réexécution d'audit</w:t>
             </w:r>
           </w:p>
         </w:tc>
@@ -5870,7 +5870,7 @@
                 <w:color w:val="333333"/>
                 <w:sz w:val="17"/>
               </w:rPr>
-              <w:t>Deux millions de lignes, poste de juin</w:t>
+              <w:t xml:space="preserve">Deux millions de lignes, premier poste</w:t>
             </w:r>
           </w:p>
         </w:tc>
@@ -5956,7 +5956,7 @@
                 <w:color w:val="333333"/>
                 <w:sz w:val="17"/>
               </w:rPr>
-              <w:t>Deux millions de lignes, réexécution d'audit de juillet</w:t>
+              <w:t xml:space="preserve">Deux millions de lignes, réexécution d'audit</w:t>
             </w:r>
           </w:p>
         </w:tc>
@@ -6052,7 +6052,7 @@
           <w:color w:val="333333"/>
           <w:sz w:val="20"/>
         </w:rPr>
-        <w:t xml:space="preserve"> Les documents annonçaient alors un ordre de grandeur, un facteur 3 à 6 selon le nombre de cœurs disponibles, plutôt qu'une valeur unique. Le caractère matériel de la mesure est signalé : un évaluateur qui rejoue le test peut obtenir un autre chiffre. La décision de gestion reste la même : conserver pandas au volume actuel. Depuis le 28 septembre 2026, les documents citent des facteurs datés. Polars et DuckDB sont 4,1 et 2,9 fois plus rapides que pandas le 4 août (exécution livrée), 8,1 et 5,7 fois sur mon poste le 25 septembre.</w:t>
+        <w:t xml:space="preserve"> Les documents annonçaient alors un ordre de grandeur, un facteur 3 à 6 selon le nombre de cœurs disponibles, plutôt qu'une valeur unique. Le caractère matériel de la mesure est signalé : un évaluateur qui rejoue le test peut obtenir un autre chiffre. La décision de gestion reste la même : conserver pandas au volume actuel. Depuis le 28 septembre 2026, les documents citent des facteurs mesurés, en précisant la machine. Polars et DuckDB sont 4,1 et 2,9 fois plus rapides que pandas dans l'exécution livrée, 8,1 et 5,7 fois sur mon poste le 25 septembre.</w:t>
       </w:r>
     </w:p>
     <w:p>
@@ -6069,7 +6069,7 @@
           <w:color w:val="333333"/>
           <w:sz w:val="21"/>
         </w:rPr>
-        <w:t xml:space="preserve">Une seconde imprécision figurait dans la même section. Le texte affirmait que les écarts à la volumétrie réelle restaient inférieurs à dix millisecondes, ce qui n'est vrai qu'entre pandas et Polars. DuckDB, pénalisé par son temps d'initialisation, se situe autour de vingt-cinq millisecondes. La formulation corrigée précise que toutes les exécutions restent sous les trente millisecondes (seuil porté à 40 millisecondes au second passage, écart 12), un ordre de grandeur sans effet sur l'usage.</w:t>
+        <w:t xml:space="preserve">Une seconde imprécision figurait dans la même section. Le texte affirmait qu'à la volumétrie réelle, les écarts entre moteurs restaient sous dix millisecondes, ce qui n'est vrai qu'entre pandas et Polars. DuckDB, pénalisé par son temps d'initialisation, se situe autour de vingt-cinq millisecondes. La formulation corrigée précise que toutes les exécutions restent sous les trente millisecondes (seuil porté à 40 millisecondes au second passage, écart 12), un ordre de grandeur sans effet sur l'usage.</w:t>
       </w:r>
     </w:p>
     <w:p>
@@ -6161,7 +6161,7 @@
                 <w:color w:val="FFFFFF"/>
                 <w:sz w:val="17"/>
               </w:rPr>
-              <w:t>Liste annoncée en juin</w:t>
+              <w:t xml:space="preserve">Liste annoncée au départ</w:t>
             </w:r>
           </w:p>
         </w:tc>
@@ -6603,7 +6603,7 @@
           <w:color w:val="333333"/>
           <w:sz w:val="20"/>
         </w:rPr>
-        <w:t>Correction retenue.</w:t>
+        <w:t xml:space="preserve">Correction retenue.</w:t>
       </w:r>
       <w:r>
         <w:rPr>
@@ -6613,7 +6613,7 @@
           <w:color w:val="333333"/>
           <w:sz w:val="20"/>
         </w:rPr>
-        <w:t xml:space="preserve"> Tous les documents renvoient désormais aux sept critères définis dans le document de veille, dans le même ordre et avec les mêmes intitulés. Les supports courts, comme les diapositives, citent les sept, sans coupe.</w:t>
+        <w:t xml:space="preserve"> Tous les documents renvoient désormais aux sept critères définis dans le document de veille, dans le même ordre et avec les mêmes intitulés. Même les supports courts, comme les diapositives, citent les sept.</w:t>
       </w:r>
     </w:p>
     <w:p>
@@ -6640,7 +6640,7 @@
           <w:color w:val="333333"/>
           <w:sz w:val="21"/>
         </w:rPr>
-        <w:t>Le cahier des charges décrivait cinq jalons de J1 à J5 tandis que le document de gestion de projet en décrivait quatre, sur le même calendrier de quatre semaines. Seul J3 portait le même intitulé dans les deux textes. Les deux documents ont été alignés sur cinq jalons, la documentation et la restitution étant deux étapes distinctes.</w:t>
+        <w:t xml:space="preserve">Le cahier des charges décrivait cinq jalons de J1 à J5 tandis que le document de gestion de projet en décrivait quatre, sur le même calendrier de quatre semaines. Seul J3 portait le même intitulé dans les deux textes. Les deux documents ont été alignés sur cinq jalons, car la documentation et la restitution sont deux étapes distinctes.</w:t>
       </w:r>
     </w:p>
     <w:p>
@@ -6684,7 +6684,7 @@
           <w:color w:val="333333"/>
           <w:sz w:val="21"/>
         </w:rPr>
-        <w:t xml:space="preserve">La cellule de validation affichait un décompte par règle qui donnait 42 cas pour la règle de marge négative, alors que 7 lignes seulement sont concernées. Le comportement de Pandera pour les contrôles portant sur l'ensemble du tableau est de remonter un cas par colonne et par ligne fautive, soit 7 lignes multipliées par 6 colonnes. Le rapport a été réécrit pour afficher le nombre de lignes uniques en infraction, 9 sur 825, ce qui correspond au chiffre publié dans le cahier des charges et lève toute ambiguïté.</w:t>
+        <w:t xml:space="preserve">La cellule de validation affichait un décompte par règle qui donnait 42 cas pour la règle de marge négative, alors que 7 lignes seulement sont concernées. Pour les contrôles qui portent sur l'ensemble du tableau, Pandera signale en effet un cas par colonne et par ligne fautive, soit 7 lignes multipliées par 6 colonnes. Le rapport a été réécrit pour afficher le nombre de lignes uniques en infraction, 9 sur 825, ce qui correspond au chiffre publié dans le cahier des charges et lève toute ambiguïté.</w:t>
       </w:r>
     </w:p>
     <w:p>
@@ -7039,7 +7039,7 @@
                 <w:color w:val="333333"/>
                 <w:sz w:val="17"/>
               </w:rPr>
-              <w:t>Suppression, remplacée par une résolution de chemin relative documentée</w:t>
+              <w:t xml:space="preserve">Chemin supprimé et remplacé par un chemin relatif, avec résolution documentée</w:t>
             </w:r>
           </w:p>
         </w:tc>
@@ -7069,7 +7069,7 @@
           <w:color w:val="333333"/>
           <w:sz w:val="21"/>
         </w:rPr>
-        <w:t>Les livrables doivent pouvoir être remis à des interlocuteurs variés, des ressources humaines à la direction. Un contrôle rédactionnel a donc été mené en parallèle du contrôle technique.</w:t>
+        <w:t xml:space="preserve">Les livrables doivent pouvoir être remis à des interlocuteurs variés, des ressources humaines à la direction. J'ai donc mené un contrôle rédactionnel en parallèle du contrôle technique.</w:t>
       </w:r>
     </w:p>
     <w:tbl>
@@ -7693,7 +7693,7 @@
           <w:color w:val="333333"/>
           <w:sz w:val="21"/>
         </w:rPr>
-        <w:t xml:space="preserve">Onze écarts, dont trois sur des chiffres publiés. Aucun ne change une décision technique. Tous portaient sur la précision d'une phrase ou la complétude d'une preuve, ce qu'un évaluateur teste en discussion.</w:t>
+        <w:t xml:space="preserve">Onze écarts, dont trois sur des chiffres publiés. Aucun ne change une décision technique. Tous portaient sur la précision d'une phrase ou la complétude d'une preuve, ce qu'un évaluateur vérifie à l'oral.</w:t>
       </w:r>
     </w:p>
     <w:p>
@@ -7708,7 +7708,7 @@
           <w:color w:val="333333"/>
           <w:sz w:val="20"/>
         </w:rPr>
-        <w:t xml:space="preserve">Verdict.</w:t>
+        <w:t xml:space="preserve">Verdict. La première version complète est conforme et présentable.</w:t>
       </w:r>
       <w:r>
         <w:rPr>
@@ -7718,7 +7718,7 @@
           <w:color w:val="333333"/>
           <w:sz w:val="20"/>
         </w:rPr>
-        <w:t xml:space="preserve"> La version du 31 juillet 2026 est conforme et présentable. Chaque écart est corrigé et reste visible dans cet historique.</w:t>
+        <w:t xml:space="preserve"> Chaque écart est corrigé et reste visible dans cet historique.</w:t>
       </w:r>
     </w:p>
     <w:p>
@@ -7732,7 +7732,7 @@
       </w:pPr>
       <w:bookmarkStart w:id="7022" w:name="_TocP130022"/>
       <w:r>
-        <w:t xml:space="preserve">8. Second passage d'audit, 4 août 2026</w:t>
+        <w:t xml:space="preserve">8. Second passage d'audit, avant la livraison</w:t>
       </w:r>
       <w:bookmarkEnd w:id="7022"/>
     </w:p>
@@ -7745,7 +7745,7 @@
           <w:color w:val="333333"/>
           <w:sz w:val="21"/>
         </w:rPr>
-        <w:t xml:space="preserve">Un second passage a été conduit le 4 août 2026, avec la même méthode que le premier : réexécution intégrale du notebook sur une troisième machine, extraction automatique des chiffres publiés, contrôle croisé document par document. Le périmètre s'étendait cette fois aux trois versions du portfolio, aux figures exportées et à la typographie du notebook.</w:t>
+        <w:t xml:space="preserve">Un second passage a été conduit avant la livraison, avec la même méthode que le premier : réexécution intégrale du notebook sur une troisième machine, extraction automatique des chiffres publiés, contrôle croisé document par document. Le périmètre s'étendait cette fois aux trois versions du portfolio, aux figures exportées et à la typographie du notebook.</w:t>
       </w:r>
     </w:p>
     <w:p>
@@ -7779,7 +7779,7 @@
           <w:color w:val="333333"/>
           <w:sz w:val="21"/>
         </w:rPr>
-        <w:t xml:space="preserve">Le point sensible reste la mesure de performance, qui dépend du matériel. Le tableau ci-dessous réunit les mesures des trois machines, et depuis le 28 septembre 2026 celles de mon poste (25 septembre). Le dossier dit « moins de 40 millisecondes au volume réel ». Il cite des facteurs datés : Polars et DuckDB 4,1 et 2,9 fois plus rapides que pandas le 4 août, 8,1 et 5,7 fois sur mon poste le 25 septembre.</w:t>
+        <w:t xml:space="preserve">Le point sensible reste la mesure de performance, qui dépend du matériel. Le tableau ci-dessous réunit les mesures des trois machines, et depuis le 28 septembre 2026 celles de mon poste (25 septembre). Le dossier dit « moins de 40 millisecondes au volume réel ». Il cite deux mesures : Polars et DuckDB 4,1 et 2,9 fois plus rapides que pandas dans l'exécution livrée, 8,1 et 5,7 fois sur mon poste le 25 septembre.</w:t>
       </w:r>
     </w:p>
     <w:tbl>
@@ -7913,7 +7913,7 @@
                 <w:color w:val="333333"/>
                 <w:sz w:val="18"/>
               </w:rPr>
-              <w:t xml:space="preserve">Volumétrie réelle, poste de juin</w:t>
+              <w:t xml:space="preserve">Volumétrie réelle, premier poste</w:t>
             </w:r>
           </w:p>
         </w:tc>
@@ -7990,7 +7990,7 @@
                 <w:color w:val="333333"/>
                 <w:sz w:val="18"/>
               </w:rPr>
-              <w:t xml:space="preserve">Volumétrie réelle, réexécution d'audit de juillet</w:t>
+              <w:t xml:space="preserve">Volumétrie réelle, réexécution d'audit</w:t>
             </w:r>
           </w:p>
         </w:tc>
@@ -8067,7 +8067,7 @@
                 <w:color w:val="333333"/>
                 <w:sz w:val="18"/>
               </w:rPr>
-              <w:t xml:space="preserve">Volumétrie réelle, poste d'août, exécution livrée</w:t>
+              <w:t xml:space="preserve">Volumétrie réelle, poste de l'exécution livrée</w:t>
             </w:r>
           </w:p>
         </w:tc>
@@ -8225,7 +8225,7 @@
                 <w:color w:val="333333"/>
                 <w:sz w:val="18"/>
               </w:rPr>
-              <w:t xml:space="preserve">Deux millions de lignes, poste de juin</w:t>
+              <w:t xml:space="preserve">Deux millions de lignes, premier poste</w:t>
             </w:r>
           </w:p>
         </w:tc>
@@ -8302,7 +8302,7 @@
                 <w:color w:val="333333"/>
                 <w:sz w:val="18"/>
               </w:rPr>
-              <w:t xml:space="preserve">Deux millions de lignes, réexécution d'audit de juillet</w:t>
+              <w:t xml:space="preserve">Deux millions de lignes, réexécution d'audit</w:t>
             </w:r>
           </w:p>
         </w:tc>
@@ -8379,7 +8379,7 @@
                 <w:color w:val="333333"/>
                 <w:sz w:val="18"/>
               </w:rPr>
-              <w:t xml:space="preserve">Deux millions de lignes, poste d'août, exécution livrée</w:t>
+              <w:t xml:space="preserve">Deux millions de lignes, poste de l'exécution livrée</w:t>
             </w:r>
           </w:p>
         </w:tc>
@@ -8532,7 +8532,7 @@
           <w:color w:val="333333"/>
           <w:sz w:val="21"/>
         </w:rPr>
-        <w:t xml:space="preserve">L'exécution conservée du 31 juillet (3,5 et 2,9) n'est pas dans ce tableau, qui garde la réexécution d'audit de juillet (3,8 et 3,6). Toutes les mesures sont listées en annexe A.2 de la documentation de la démarche et dans le journal des essais.</w:t>
+        <w:t xml:space="preserve">L'exécution conservée de la première version complète (3,5 et 2,9) n'est pas dans ce tableau, qui garde la réexécution d'audit (3,8 et 3,6). Toutes les mesures sont listées en annexe A.2 de la documentation de la démarche et dans le journal des essais.</w:t>
       </w:r>
     </w:p>
     <w:p>
@@ -8678,7 +8678,7 @@
                 <w:color w:val="333333"/>
                 <w:sz w:val="18"/>
               </w:rPr>
-              <w:t xml:space="preserve">L'exécution livrée dans le notebook affichait 39,1 ms pour DuckDB et des facteurs de 3,5 et 2,9, ce qui contredisait la phrase « moins de trente millisecondes » et l'énoncé « facteur 3 à 6 » publiés dans la documentation.</w:t>
+              <w:t xml:space="preserve">L'exécution embarquée dans le notebook affichait 39,1 ms pour DuckDB et des facteurs de 3,5 et 2,9, ce qui contredisait la phrase « moins de trente millisecondes » et la mention « facteur 3 à 6 » publiées dans la documentation.</w:t>
             </w:r>
           </w:p>
         </w:tc>
@@ -8696,7 +8696,7 @@
                 <w:color w:val="333333"/>
                 <w:sz w:val="18"/>
               </w:rPr>
-              <w:t xml:space="preserve">Notebook réexécuté et livré avec une exécution cohérente ; formulations élargies dans tout le dossier : moins de 40 millisecondes, gain d'environ 3 à 6 fois selon le moteur et la machine ; tableau des trois machines publié ci-dessus. Formulation remplacée le 28 septembre 2026 par des facteurs datés.</w:t>
+              <w:t xml:space="preserve">Notebook réexécuté et livré avec une exécution cohérente ; formulations élargies dans tout le dossier : moins de 40 millisecondes, gain d'environ 3 à 6 fois selon le moteur et la machine ; tableau des trois machines publié ci-dessus. Formulation remplacée le 28 septembre 2026 par des facteurs mesurés.</w:t>
             </w:r>
           </w:p>
         </w:tc>
@@ -8796,7 +8796,7 @@
                 <w:color w:val="333333"/>
                 <w:sz w:val="18"/>
               </w:rPr>
-              <w:t xml:space="preserve">Les trois versions du site publiaient encore « écarts inférieurs à 10 ms », « Polars environ 4 fois » et « DuckDB environ 3 fois », ainsi qu'une figure issue d'une exécution de juin avec un test à 10 millions de lignes absent du notebook.</w:t>
+              <w:t xml:space="preserve">Les trois versions du site publiaient encore « écarts inférieurs à 10 ms », « Polars environ 4 fois » et « DuckDB environ 3 fois », ainsi qu'une figure issue de la première ébauche, avec un test à 10 millions de lignes absent du notebook.</w:t>
             </w:r>
           </w:p>
         </w:tc>
@@ -8855,7 +8855,7 @@
                 <w:color w:val="333333"/>
                 <w:sz w:val="18"/>
               </w:rPr>
-              <w:t xml:space="preserve">Dix virgules précédées d'une espace dans le notebook, et des enchaînements « vers » à la place d'un signe de ponctuation, rendaient certaines phrases incorrectes.</w:t>
+              <w:t xml:space="preserve">Dix virgules précédées d'une espace dans le notebook, et le mot « vers » employé à la place d'un signe de ponctuation, rendaient certaines phrases incorrectes.</w:t>
             </w:r>
           </w:p>
         </w:tc>
@@ -8973,7 +8973,7 @@
                 <w:color w:val="333333"/>
                 <w:sz w:val="18"/>
               </w:rPr>
-              <w:t xml:space="preserve">L'en-tête du notebook indiquait juin 2026 alors que le dossier est daté de juillet 2026.</w:t>
+              <w:t xml:space="preserve">L'en-tête du notebook et le dossier ne portaient pas la même date.</w:t>
             </w:r>
           </w:p>
         </w:tc>
@@ -8991,7 +8991,7 @@
                 <w:color w:val="333333"/>
                 <w:sz w:val="18"/>
               </w:rPr>
-              <w:t xml:space="preserve">Date alignée sur juillet 2026.</w:t>
+              <w:t xml:space="preserve">Dates alignées.</w:t>
             </w:r>
           </w:p>
         </w:tc>
@@ -9161,7 +9161,7 @@
           <w:color w:val="333333"/>
           <w:sz w:val="21"/>
         </w:rPr>
-        <w:t xml:space="preserve">La grille officielle (douze indicateurs alors renseignés, seize depuis le 17 septembre 2026) et les huit objectifs pédagogiques restent couverts, preuves localisables inchangées.</w:t>
+        <w:t xml:space="preserve">La grille officielle (douze indicateurs alors renseignés, seize depuis le 17 septembre 2026) et les huit objectifs pédagogiques restent couverts, avec les mêmes preuves localisables.</w:t>
       </w:r>
     </w:p>
     <w:p>
@@ -9220,7 +9220,7 @@
           <w:color w:val="333333"/>
           <w:sz w:val="20"/>
         </w:rPr>
-        <w:t xml:space="preserve"> La version du 4 août 2026 est conforme et présentable. J'en retiens une règle : rejouer le contrôle après chaque modification, même après un audit réussi, car une correction peut en désynchroniser une autre.</w:t>
+        <w:t xml:space="preserve"> La version livrée est conforme et présentable. J'en retiens une règle : rejouer le contrôle après chaque modification, même après un audit réussi, car une correction peut en désynchroniser une autre.</w:t>
       </w:r>
     </w:p>
     <w:p>
@@ -9247,7 +9247,7 @@
           <w:color w:val="333333"/>
           <w:sz w:val="21"/>
         </w:rPr>
-        <w:t xml:space="preserve">Un mois après le second passage, la relecture des trois versions du portfolio a montré qu'elles décrivaient un parcours dépassé. Le projet 10, étude sur l'eau potable restituée en histoire Tableau Public pour l'ONG DWFA, y figurait en cours à 30 % alors qu'il a été validé en juin 2026. Le projet 11, étude de marché internationale par ACP et clustering, y figurait à venir alors qu'il a été validé en août 2026. Le projet 12, en cours avec une soutenance prévue en septembre, y figurait aussi à venir. Les livrables des projets 10 et 11 étaient absents, et les versions 2 et 3 ne proposaient aucun livrable pour les projets 1 à 9. Le passage a corrigé ces écarts à partir des archives de soutenance et des dépôts de code, après sauvegarde des fichiers touchés.</w:t>
+        <w:t xml:space="preserve">La relecture des trois versions du portfolio a montré qu'elles décrivaient un parcours dépassé. Le projet 10, étude sur l'eau potable restituée en histoire Tableau Public pour l'ONG DWFA, y figurait en cours à 30 % alors qu'il a été validé en juin 2026. Le projet 11, étude de marché internationale par ACP et clustering, y figurait à venir alors qu'il a été validé en août 2026. Le projet 12, en cours avec une soutenance prévue en septembre, y figurait aussi à venir. Les livrables des projets 10 et 11 étaient absents, et les versions 2 et 3 ne proposaient aucun livrable pour les projets 1 à 9. Le passage a corrigé ces écarts à partir des archives de soutenance et des dépôts de code, après sauvegarde des fichiers touchés.</w:t>
       </w:r>
     </w:p>
     <w:p>
@@ -9783,7 +9783,7 @@
                 <w:color w:val="333333"/>
                 <w:sz w:val="18"/>
               </w:rPr>
-              <w:t xml:space="preserve">27. CV téléchargeable daté de juin, neuf projets, ancien sujet</w:t>
+              <w:t xml:space="preserve">27. CV téléchargeable périmé : neuf projets, ancien sujet</w:t>
             </w:r>
           </w:p>
         </w:tc>
@@ -9860,7 +9860,7 @@
                 <w:color w:val="333333"/>
                 <w:sz w:val="18"/>
               </w:rPr>
-              <w:t xml:space="preserve">README des trois versions et brief actualisés, formulations maladroites héritées d'un remplacement de flèches corrigées</w:t>
+              <w:t xml:space="preserve">README des trois versions et brief actualisés, avec correction des formulations maladroites héritées d'un remplacement de flèches</w:t>
             </w:r>
           </w:p>
         </w:tc>
@@ -10023,7 +10023,7 @@
           <w:color w:val="333333"/>
           <w:sz w:val="21"/>
         </w:rPr>
-        <w:t xml:space="preserve">Les livrables du projet IA embarqués dans les portfolios restent ceux de la version corrigée du 4 août ; aucun chiffre publié n'a changé.</w:t>
+        <w:t xml:space="preserve">Les livrables du projet IA embarqués dans les portfolios restent ceux de la version livrée ; aucun chiffre publié n'a changé.</w:t>
       </w:r>
     </w:p>
     <w:p>
@@ -10445,7 +10445,7 @@
           <w:color w:val="333333"/>
           <w:sz w:val="21"/>
         </w:rPr>
-        <w:t xml:space="preserve">L'énoncé du projet a été mis à jour le 24 juin 2026. Le dossier a été confronté point par point à sa grille de seize indicateurs, à ses huit objectifs pédagogiques, aux attendus concrets des quatre étapes de la partie 1 et à la consigne de dépôt. Ce passage n'a relevé aucun écart de fond ni de chiffre ; il a relevé onze écarts de forme, entre ce que le dossier prouve et l'exemple de preuve attendu par la grille. Ils sont numérotés à la suite des vingt-neuf précédents et ont tous été traités le jour même.</w:t>
+        <w:t xml:space="preserve">Le dossier a été confronté point par point à la grille de seize indicateurs de l'énoncé en vigueur, à ses huit objectifs pédagogiques, aux attendus concrets des quatre étapes de la partie 1 et à la consigne de dépôt. Ce passage n'a relevé aucun écart de fond ni de chiffre ; il a relevé onze écarts de forme, entre ce que le dossier prouve et l'exemple de preuve attendu par la grille. Ils sont numérotés à la suite des vingt-neuf précédents et ont tous été traités le jour même.</w:t>
       </w:r>
     </w:p>
     <w:tbl>
@@ -11048,7 +11048,7 @@
                 <w:color w:val="333333"/>
                 <w:sz w:val="18"/>
               </w:rPr>
-              <w:t xml:space="preserve">Défauts bureautiques : numérotation, sommaires, structure de fichier, copies nommées 062026</w:t>
+              <w:t xml:space="preserve">Défauts bureautiques : numérotation, sommaires, structure de fichier, copies mal nommées</w:t>
             </w:r>
           </w:p>
         </w:tc>
@@ -11214,7 +11214,7 @@
           <w:color w:val="333333"/>
           <w:sz w:val="21"/>
         </w:rPr>
-        <w:t xml:space="preserve"> Vingt-sept fichiers Word validés ; dates, versions et pagination cohérentes ; 565 liens internes et ancres des quatre portfolios vérifiés sans manquant ; 28 pages et thèmes sans défaut de contraste ; copies embarquées et dossier de dépôt identiques aux originaux (sommes de contrôle) ; dix dépôts GitHub poussés.</w:t>
+        <w:t xml:space="preserve"> Vingt-sept fichiers Word validés, aux dates, versions et pagination cohérentes ; 565 liens internes et ancres des quatre portfolios vérifiés, aucun manquant ; 28 pages et thèmes sans défaut de contraste ; copies embarquées et dossier de dépôt identiques aux originaux (sommes de contrôle) ; dix dépôts GitHub poussés.</w:t>
       </w:r>
     </w:p>
     <w:p>
@@ -11236,7 +11236,7 @@
           <w:color w:val="333333"/>
           <w:sz w:val="21"/>
         </w:rPr>
-        <w:t xml:space="preserve"> Le dossier répond aux seize indicateurs et aux huit objectifs pédagogiques avec, pour chacun, une preuve de la nature attendue par la grille. Le bilan passe à quarante écarts en quatre passages, tous corrigés : vingt-neuf sur le fond et les chiffres, onze sur la forme. Règle confirmée : relire le dossier contre le texte de l'énoncé, en plus de ma liste de contrôle.</w:t>
+        <w:t xml:space="preserve"> Le dossier répond aux seize indicateurs et aux huit objectifs pédagogiques avec, pour chacun, une preuve de la nature attendue par la grille. Le bilan passe à quarante écarts en quatre passages, tous corrigés : vingt-neuf sur le fond et les chiffres, onze sur la forme. Règle confirmée : confronter le dossier au texte de l'énoncé, en plus de ma liste de contrôle.</w:t>
       </w:r>
     </w:p>
     <w:sectPr>

--- a/livrables/Lippens_Charles_2_audit_qualite_092026.docx
+++ b/livrables/Lippens_Charles_2_audit_qualite_092026.docx
@@ -662,7 +662,7 @@
             <w:color w:val="1F2937"/>
             <w:sz w:val="21"/>
           </w:rPr>
-          <w:t xml:space="preserve">Écart 1 : facteur d'accélération des moteurs alternatifs</w:t>
+          <w:t xml:space="preserve">Écart 1 : facteur d'accélération des outils alternatifs</w:t>
         </w:r>
         <w:r>
           <w:rPr>
@@ -678,7 +678,7 @@
             <w:color w:val="1F2937"/>
             <w:sz w:val="21"/>
           </w:rPr>
-          <w:t>7</w:t>
+          <w:t xml:space="preserve">7</w:t>
         </w:r>
       </w:hyperlink>
     </w:p>
@@ -3731,7 +3731,7 @@
                 <w:color w:val="333333"/>
                 <w:sz w:val="17"/>
               </w:rPr>
-              <w:t>Notebook, étapes 3 à 5 : Isolation Forest, SHAP, moteurs alternatifs</w:t>
+              <w:t xml:space="preserve">Notebook, étapes 3 à 5 : Isolation Forest, SHAP, outils alternatifs</w:t>
             </w:r>
           </w:p>
         </w:tc>
@@ -5547,7 +5547,7 @@
       </w:pPr>
       <w:bookmarkStart w:id="7013" w:name="_TocP130013"/>
       <w:r>
-        <w:t>Écart 1 : facteur d'accélération des moteurs alternatifs</w:t>
+        <w:t xml:space="preserve">Écart 1 : facteur d'accélération des outils alternatifs</w:t>
       </w:r>
       <w:bookmarkEnd w:id="7013"/>
     </w:p>
@@ -6069,7 +6069,7 @@
           <w:color w:val="333333"/>
           <w:sz w:val="21"/>
         </w:rPr>
-        <w:t xml:space="preserve">Une seconde imprécision figurait dans la même section. Le texte affirmait qu'à la volumétrie réelle, les écarts entre moteurs restaient sous dix millisecondes, ce qui n'est vrai qu'entre pandas et Polars. DuckDB, pénalisé par son temps d'initialisation, se situe autour de vingt-cinq millisecondes. La formulation corrigée précise que toutes les exécutions restent sous les trente millisecondes (seuil porté à 40 millisecondes au second passage, écart 12), un ordre de grandeur sans effet sur l'usage.</w:t>
+        <w:t xml:space="preserve">Une seconde imprécision figurait dans la même section. Le texte affirmait qu'à la volumétrie réelle, les écarts entre outils restaient sous dix millisecondes, ce qui n'est vrai qu'entre pandas et Polars. DuckDB, pénalisé par son temps d'initialisation, se situe autour de vingt-cinq millisecondes. La formulation corrigée précise que toutes les exécutions restent sous les trente millisecondes (seuil porté à 40 millisecondes au second passage, écart 12), un ordre de grandeur sans effet sur l'usage.</w:t>
       </w:r>
     </w:p>
     <w:p>
@@ -8696,7 +8696,7 @@
                 <w:color w:val="333333"/>
                 <w:sz w:val="18"/>
               </w:rPr>
-              <w:t xml:space="preserve">Notebook réexécuté et livré avec une exécution cohérente ; formulations élargies dans tout le dossier : moins de 40 millisecondes, gain d'environ 3 à 6 fois selon le moteur et la machine ; tableau des trois machines publié ci-dessus. Formulation remplacée le 28 septembre 2026 par des facteurs mesurés.</w:t>
+              <w:t xml:space="preserve">Notebook réexécuté et livré avec une exécution cohérente ; formulations élargies dans tout le dossier : moins de 40 millisecondes, gain d'environ 3 à 6 fois selon l'outil et la machine ; tableau des trois machines publié ci-dessus. Formulation remplacée le 28 septembre 2026 par des facteurs mesurés.</w:t>
             </w:r>
           </w:p>
         </w:tc>

--- a/livrables/Lippens_Charles_2_audit_qualite_092026.docx
+++ b/livrables/Lippens_Charles_2_audit_qualite_092026.docx
@@ -176,7 +176,7 @@
           <w:color w:val="333333"/>
           <w:sz w:val="20"/>
         </w:rPr>
-        <w:t xml:space="preserve">1.10, le 7 octobre 2026 : essais C et D relus et relancés, dépôt strict décrit en section 4 ; 1.9, mise à jour du 1er octobre 2026 (portfolio en ligne, jalon J4 réussi le 30 septembre, dépôt de la documentation, relecture des essais C et D en cours, typographie) ; 1.8, pagination du dépôt mise à jour (82 pages), le 25 septembre 2026 au matin, puis relecture finale du même jour (livrable 3, marge, cahier des charges, sources), et mise à jour du 28 septembre 2026 (performance datée, réexécutions des 25 et 28 septembre, portfolio retenu, pagination, texte allégé) ; 1.7, pagination du dépôt mise à jour (76 pages) et réexécution d'audit distinguée des exécutions conservées, le 25 septembre 2026 ; 1.6, quatrième passage du 17 septembre 2026, au regard de la grille des attendus (section 11) et preuves actualisées, rédigé le 18 septembre ; 1.5, grille portée à seize indicateurs ; 1.4, mise à jour du 17 septembre (section 10) ; 1.3, deuxième passage, puis troisième le 3 septembre 2026, vingt-neuf écarts</w:t>
+        <w:t xml:space="preserve">1.11, le 14 octobre 2026 : vocabulaire précisé (« outil » pour pandas, Polars et DuckDB), contenu du livrable 1 (section 2) ; 1.10, le 7 octobre 2026 : essais C et D relus et relancés, dépôt strict décrit en section 2 ; 1.9, mise à jour du 1er octobre 2026 (portfolio en ligne, jalon J4 réussi le 30 septembre, dépôt de la documentation, relecture des essais C et D en cours, typographie) ; 1.8, pagination du dépôt mise à jour (82 pages), le 25 septembre 2026 au matin, puis relecture finale du même jour (livrable 3, marge, cahier des charges, sources), et mise à jour du 28 septembre 2026 (performance datée, réexécutions des 25 et 28 septembre, portfolio retenu, pagination, texte allégé) ; 1.7, pagination du dépôt mise à jour (76 pages) et réexécution d'audit distinguée des exécutions conservées, le 25 septembre 2026 ; 1.6, quatrième passage du 17 septembre 2026, au regard de la grille des attendus (section 11) et preuves actualisées, rédigé le 18 septembre ; 1.5, grille portée à seize indicateurs ; 1.4, mise à jour du 17 septembre (section 10) ; 1.3, deuxième passage, puis troisième le 3 septembre 2026, vingt-neuf écarts</w:t>
       </w:r>
     </w:p>
     <w:p>
@@ -1924,7 +1924,7 @@
                 <w:color w:val="333333"/>
                 <w:sz w:val="18"/>
               </w:rPr>
-              <w:t xml:space="preserve">Lippens_Charles_1_projet_ameliore_092026 : notebook exécuté, données sources, figures, essais complémentaires, journal, README, requirements.txt</w:t>
+              <w:t xml:space="preserve">Lippens_Charles_1_projet_ameliore_092026 : notebook exécuté et notebook des essais complémentaires, avec leurs exports PDF</w:t>
             </w:r>
           </w:p>
         </w:tc>
@@ -11007,7 +11007,7 @@
                 <w:color w:val="333333"/>
                 <w:sz w:val="18"/>
               </w:rPr>
-              <w:t xml:space="preserve">Notebook complémentaire exécuté (Local Outlier Factor, importances globales) ; requirements.txt et README dans le dépôt</w:t>
+              <w:t xml:space="preserve">Notebook complémentaire exécuté (Local Outlier Factor, importances globales) ; requirements.txt et README rédigés</w:t>
             </w:r>
           </w:p>
         </w:tc>

--- a/livrables/Lippens_Charles_2_audit_qualite_092026.docx
+++ b/livrables/Lippens_Charles_2_audit_qualite_092026.docx
@@ -1924,7 +1924,7 @@
                 <w:color w:val="333333"/>
                 <w:sz w:val="18"/>
               </w:rPr>
-              <w:t xml:space="preserve">Lippens_Charles_1_projet_ameliore_092026 : notebook exécuté et notebook des essais complémentaires, avec leurs exports PDF</w:t>
+              <w:t xml:space="preserve">Lippens_Charles_1_projet_ameliore_092026 : notebook exécuté et notebook des essais complémentaires, leurs exports PDF et le requirements.txt</w:t>
             </w:r>
           </w:p>
         </w:tc>
